--- a/JAVASCRIPT NOTES/JAVASCRIPT MEMORY MANAGEMENT (2).docx
+++ b/JAVASCRIPT NOTES/JAVASCRIPT MEMORY MANAGEMENT (2).docx
@@ -40,95 +40,7 @@
     </w:p>
     <w:p>
       <w:r>
-        <w:t xml:space="preserve">Video ki </w:t>
-      </w:r>
-      <w:proofErr w:type="spellStart"/>
-      <w:r>
-        <w:t>shuruat</w:t>
-      </w:r>
-      <w:proofErr w:type="spellEnd"/>
-      <w:r>
-        <w:t xml:space="preserve"> </w:t>
-      </w:r>
-      <w:proofErr w:type="spellStart"/>
-      <w:r>
-        <w:t>mein</w:t>
-      </w:r>
-      <w:proofErr w:type="spellEnd"/>
-      <w:r>
-        <w:t xml:space="preserve"> ye </w:t>
-      </w:r>
-      <w:proofErr w:type="spellStart"/>
-      <w:r>
-        <w:t>bataya</w:t>
-      </w:r>
-      <w:proofErr w:type="spellEnd"/>
-      <w:r>
-        <w:t xml:space="preserve"> </w:t>
-      </w:r>
-      <w:proofErr w:type="spellStart"/>
-      <w:r>
-        <w:t>gaya</w:t>
-      </w:r>
-      <w:proofErr w:type="spellEnd"/>
-      <w:r>
-        <w:t xml:space="preserve"> </w:t>
-      </w:r>
-      <w:proofErr w:type="spellStart"/>
-      <w:r>
-        <w:t>hai</w:t>
-      </w:r>
-      <w:proofErr w:type="spellEnd"/>
-      <w:r>
-        <w:t xml:space="preserve"> ki C aur C++ </w:t>
-      </w:r>
-      <w:proofErr w:type="spellStart"/>
-      <w:r>
-        <w:t>mein</w:t>
-      </w:r>
-      <w:proofErr w:type="spellEnd"/>
-      <w:r>
-        <w:t xml:space="preserve"> memory management programmer ko khud </w:t>
-      </w:r>
-      <w:proofErr w:type="spellStart"/>
-      <w:r>
-        <w:t>karna</w:t>
-      </w:r>
-      <w:proofErr w:type="spellEnd"/>
-      <w:r>
-        <w:t xml:space="preserve"> </w:t>
-      </w:r>
-      <w:proofErr w:type="spellStart"/>
-      <w:r>
-        <w:t>padta</w:t>
-      </w:r>
-      <w:proofErr w:type="spellEnd"/>
-      <w:r>
-        <w:t xml:space="preserve"> </w:t>
-      </w:r>
-      <w:proofErr w:type="spellStart"/>
-      <w:r>
-        <w:t>hai</w:t>
-      </w:r>
-      <w:proofErr w:type="spellEnd"/>
-      <w:r>
-        <w:t xml:space="preserve"> (MALLOC/FREE </w:t>
-      </w:r>
-      <w:proofErr w:type="spellStart"/>
-      <w:r>
-        <w:t>ya</w:t>
-      </w:r>
-      <w:proofErr w:type="spellEnd"/>
-      <w:r>
-        <w:t xml:space="preserve"> NEW/DELETE se). Lekin JavaScript </w:t>
-      </w:r>
-      <w:proofErr w:type="spellStart"/>
-      <w:r>
-        <w:t>mein</w:t>
-      </w:r>
-      <w:proofErr w:type="spellEnd"/>
-      <w:r>
-        <w:t xml:space="preserve"> ye </w:t>
+        <w:t xml:space="preserve">Video ki shuruat mein ye bataya gaya hai ki C aur C++ mein memory management programmer ko khud karna padta hai (MALLOC/FREE ya NEW/DELETE se). Lekin JavaScript mein ye </w:t>
       </w:r>
       <w:r>
         <w:rPr>
@@ -138,23 +50,7 @@
         <w:t>Automatic</w:t>
       </w:r>
       <w:r>
-        <w:t xml:space="preserve"> </w:t>
-      </w:r>
-      <w:proofErr w:type="spellStart"/>
-      <w:r>
-        <w:t>hota</w:t>
-      </w:r>
-      <w:proofErr w:type="spellEnd"/>
-      <w:r>
-        <w:t xml:space="preserve"> </w:t>
-      </w:r>
-      <w:proofErr w:type="spellStart"/>
-      <w:r>
-        <w:t>hai</w:t>
-      </w:r>
-      <w:proofErr w:type="spellEnd"/>
-      <w:r>
-        <w:t>.</w:t>
+        <w:t xml:space="preserve"> hota hai.</w:t>
       </w:r>
     </w:p>
     <w:p>
@@ -169,74 +65,10 @@
           <w:b/>
           <w:bCs/>
         </w:rPr>
-        <w:t>Myth (</w:t>
-      </w:r>
-      <w:proofErr w:type="spellStart"/>
-      <w:r>
-        <w:rPr>
-          <w:b/>
-          <w:bCs/>
-        </w:rPr>
-        <w:t>Galatfami</w:t>
-      </w:r>
-      <w:proofErr w:type="spellEnd"/>
-      <w:r>
-        <w:rPr>
-          <w:b/>
-          <w:bCs/>
-        </w:rPr>
-        <w:t>):</w:t>
-      </w:r>
-      <w:r>
-        <w:t xml:space="preserve"> Bahut se log </w:t>
-      </w:r>
-      <w:proofErr w:type="spellStart"/>
-      <w:r>
-        <w:t>sochte</w:t>
-      </w:r>
-      <w:proofErr w:type="spellEnd"/>
-      <w:r>
-        <w:t xml:space="preserve"> hain ki </w:t>
-      </w:r>
-      <w:proofErr w:type="spellStart"/>
-      <w:r>
-        <w:t>kyunki</w:t>
-      </w:r>
-      <w:proofErr w:type="spellEnd"/>
-      <w:r>
-        <w:t xml:space="preserve"> JS </w:t>
-      </w:r>
-      <w:proofErr w:type="spellStart"/>
-      <w:r>
-        <w:t>mein</w:t>
-      </w:r>
-      <w:proofErr w:type="spellEnd"/>
-      <w:r>
-        <w:t xml:space="preserve"> automatic memory management </w:t>
-      </w:r>
-      <w:proofErr w:type="spellStart"/>
-      <w:r>
-        <w:t>hai</w:t>
-      </w:r>
-      <w:proofErr w:type="spellEnd"/>
-      <w:r>
-        <w:t xml:space="preserve">, </w:t>
-      </w:r>
-      <w:proofErr w:type="spellStart"/>
-      <w:r>
-        <w:t>toh</w:t>
-      </w:r>
-      <w:proofErr w:type="spellEnd"/>
-      <w:r>
-        <w:t xml:space="preserve"> </w:t>
-      </w:r>
-      <w:proofErr w:type="spellStart"/>
-      <w:r>
-        <w:t>yahan</w:t>
-      </w:r>
-      <w:proofErr w:type="spellEnd"/>
-      <w:r>
-        <w:t xml:space="preserve"> </w:t>
+        <w:t>Myth (Galatfami):</w:t>
+      </w:r>
+      <w:r>
+        <w:t xml:space="preserve"> Bahut se log sochte hain ki kyunki JS mein automatic memory management hai, toh yahan </w:t>
       </w:r>
       <w:r>
         <w:rPr>
@@ -246,31 +78,7 @@
         <w:t>Memory Leak</w:t>
       </w:r>
       <w:r>
-        <w:t xml:space="preserve"> </w:t>
-      </w:r>
-      <w:proofErr w:type="spellStart"/>
-      <w:r>
-        <w:t>nahi</w:t>
-      </w:r>
-      <w:proofErr w:type="spellEnd"/>
-      <w:r>
-        <w:t xml:space="preserve"> </w:t>
-      </w:r>
-      <w:proofErr w:type="spellStart"/>
-      <w:r>
-        <w:t>ho</w:t>
-      </w:r>
-      <w:proofErr w:type="spellEnd"/>
-      <w:r>
-        <w:t xml:space="preserve"> </w:t>
-      </w:r>
-      <w:proofErr w:type="spellStart"/>
-      <w:r>
-        <w:t>sakta</w:t>
-      </w:r>
-      <w:proofErr w:type="spellEnd"/>
-      <w:r>
-        <w:t>.</w:t>
+        <w:t xml:space="preserve"> nahi ho sakta.</w:t>
       </w:r>
     </w:p>
     <w:p>
@@ -288,119 +96,7 @@
         <w:t>Sach (Reality):</w:t>
       </w:r>
       <w:r>
-        <w:t xml:space="preserve"> JS </w:t>
-      </w:r>
-      <w:proofErr w:type="spellStart"/>
-      <w:r>
-        <w:t>mein</w:t>
-      </w:r>
-      <w:proofErr w:type="spellEnd"/>
-      <w:r>
-        <w:t xml:space="preserve"> </w:t>
-      </w:r>
-      <w:proofErr w:type="spellStart"/>
-      <w:r>
-        <w:t>bhi</w:t>
-      </w:r>
-      <w:proofErr w:type="spellEnd"/>
-      <w:r>
-        <w:t xml:space="preserve"> memory leak </w:t>
-      </w:r>
-      <w:proofErr w:type="spellStart"/>
-      <w:r>
-        <w:t>hota</w:t>
-      </w:r>
-      <w:proofErr w:type="spellEnd"/>
-      <w:r>
-        <w:t xml:space="preserve"> </w:t>
-      </w:r>
-      <w:proofErr w:type="spellStart"/>
-      <w:r>
-        <w:t>hai</w:t>
-      </w:r>
-      <w:proofErr w:type="spellEnd"/>
-      <w:r>
-        <w:t xml:space="preserve"> agar </w:t>
-      </w:r>
-      <w:proofErr w:type="spellStart"/>
-      <w:r>
-        <w:t>aap</w:t>
-      </w:r>
-      <w:proofErr w:type="spellEnd"/>
-      <w:r>
-        <w:t xml:space="preserve"> </w:t>
-      </w:r>
-      <w:proofErr w:type="spellStart"/>
-      <w:r>
-        <w:t>poore</w:t>
-      </w:r>
-      <w:proofErr w:type="spellEnd"/>
-      <w:r>
-        <w:t xml:space="preserve"> (</w:t>
-      </w:r>
-      <w:proofErr w:type="spellStart"/>
-      <w:r>
-        <w:t>ghatiya</w:t>
-      </w:r>
-      <w:proofErr w:type="spellEnd"/>
-      <w:r>
-        <w:t xml:space="preserve">) </w:t>
-      </w:r>
-      <w:proofErr w:type="spellStart"/>
-      <w:r>
-        <w:t>tarike</w:t>
-      </w:r>
-      <w:proofErr w:type="spellEnd"/>
-      <w:r>
-        <w:t xml:space="preserve"> se code </w:t>
-      </w:r>
-      <w:proofErr w:type="spellStart"/>
-      <w:r>
-        <w:t>likhte</w:t>
-      </w:r>
-      <w:proofErr w:type="spellEnd"/>
-      <w:r>
-        <w:t xml:space="preserve"> ho. </w:t>
-      </w:r>
-      <w:proofErr w:type="spellStart"/>
-      <w:r>
-        <w:t>Isliye</w:t>
-      </w:r>
-      <w:proofErr w:type="spellEnd"/>
-      <w:r>
-        <w:t xml:space="preserve"> </w:t>
-      </w:r>
-      <w:proofErr w:type="spellStart"/>
-      <w:r>
-        <w:t>iska</w:t>
-      </w:r>
-      <w:proofErr w:type="spellEnd"/>
-      <w:r>
-        <w:t xml:space="preserve"> concept </w:t>
-      </w:r>
-      <w:proofErr w:type="spellStart"/>
-      <w:r>
-        <w:t>samajhna</w:t>
-      </w:r>
-      <w:proofErr w:type="spellEnd"/>
-      <w:r>
-        <w:t xml:space="preserve"> bahut </w:t>
-      </w:r>
-      <w:proofErr w:type="spellStart"/>
-      <w:r>
-        <w:t>zaroori</w:t>
-      </w:r>
-      <w:proofErr w:type="spellEnd"/>
-      <w:r>
-        <w:t xml:space="preserve"> </w:t>
-      </w:r>
-      <w:proofErr w:type="spellStart"/>
-      <w:r>
-        <w:t>hai</w:t>
-      </w:r>
-      <w:proofErr w:type="spellEnd"/>
-      <w:r>
-        <w:t>.</w:t>
+        <w:t xml:space="preserve"> JS mein bhi memory leak hota hai agar aap poore (ghatiya) tarike se code likhte ho. Isliye iska concept samajhna bahut zaroori hai.</w:t>
       </w:r>
     </w:p>
     <w:p>
@@ -420,92 +116,12 @@
           <w:b/>
           <w:bCs/>
         </w:rPr>
-        <w:t xml:space="preserve">2. Memory Management Kyu </w:t>
-      </w:r>
-      <w:proofErr w:type="spellStart"/>
-      <w:r>
-        <w:rPr>
-          <w:b/>
-          <w:bCs/>
-        </w:rPr>
-        <w:t>Zaroori</w:t>
-      </w:r>
-      <w:proofErr w:type="spellEnd"/>
-      <w:r>
-        <w:rPr>
-          <w:b/>
-          <w:bCs/>
-        </w:rPr>
-        <w:t xml:space="preserve"> Hai?</w:t>
-      </w:r>
-    </w:p>
-    <w:p>
-      <w:r>
-        <w:t>Memory infinite (</w:t>
-      </w:r>
-      <w:proofErr w:type="spellStart"/>
-      <w:r>
-        <w:t>aseemit</w:t>
-      </w:r>
-      <w:proofErr w:type="spellEnd"/>
-      <w:r>
-        <w:t xml:space="preserve">) </w:t>
-      </w:r>
-      <w:proofErr w:type="spellStart"/>
-      <w:r>
-        <w:t>nahi</w:t>
-      </w:r>
-      <w:proofErr w:type="spellEnd"/>
-      <w:r>
-        <w:t xml:space="preserve"> </w:t>
-      </w:r>
-      <w:proofErr w:type="spellStart"/>
-      <w:r>
-        <w:t>hai</w:t>
-      </w:r>
-      <w:proofErr w:type="spellEnd"/>
-      <w:r>
-        <w:t xml:space="preserve">. </w:t>
-      </w:r>
-      <w:proofErr w:type="spellStart"/>
-      <w:r>
-        <w:t>Hamare</w:t>
-      </w:r>
-      <w:proofErr w:type="spellEnd"/>
-      <w:r>
-        <w:t xml:space="preserve"> program ko RAM </w:t>
-      </w:r>
-      <w:proofErr w:type="spellStart"/>
-      <w:r>
-        <w:t>mein</w:t>
-      </w:r>
-      <w:proofErr w:type="spellEnd"/>
-      <w:r>
-        <w:t xml:space="preserve"> </w:t>
-      </w:r>
-      <w:proofErr w:type="spellStart"/>
-      <w:r>
-        <w:t>jagah</w:t>
-      </w:r>
-      <w:proofErr w:type="spellEnd"/>
-      <w:r>
-        <w:t xml:space="preserve"> </w:t>
-      </w:r>
-      <w:proofErr w:type="spellStart"/>
-      <w:r>
-        <w:t>milti</w:t>
-      </w:r>
-      <w:proofErr w:type="spellEnd"/>
-      <w:r>
-        <w:t xml:space="preserve"> </w:t>
-      </w:r>
-      <w:proofErr w:type="spellStart"/>
-      <w:r>
-        <w:t>hai</w:t>
-      </w:r>
-      <w:proofErr w:type="spellEnd"/>
-      <w:r>
-        <w:t>.</w:t>
+        <w:t>2. Memory Management Kyu Zaroori Hai?</w:t>
+      </w:r>
+    </w:p>
+    <w:p>
+      <w:r>
+        <w:t>Memory infinite (aseemit) nahi hai. Hamare program ko RAM mein jagah milti hai.</w:t>
       </w:r>
     </w:p>
     <w:p>
@@ -516,63 +132,7 @@
         </w:numPr>
       </w:pPr>
       <w:r>
-        <w:t xml:space="preserve">Agar </w:t>
-      </w:r>
-      <w:proofErr w:type="spellStart"/>
-      <w:r>
-        <w:t>aapne</w:t>
-      </w:r>
-      <w:proofErr w:type="spellEnd"/>
-      <w:r>
-        <w:t xml:space="preserve"> bahut </w:t>
-      </w:r>
-      <w:proofErr w:type="spellStart"/>
-      <w:r>
-        <w:t>saari</w:t>
-      </w:r>
-      <w:proofErr w:type="spellEnd"/>
-      <w:r>
-        <w:t xml:space="preserve"> memory occupy </w:t>
-      </w:r>
-      <w:proofErr w:type="spellStart"/>
-      <w:r>
-        <w:t>kar</w:t>
-      </w:r>
-      <w:proofErr w:type="spellEnd"/>
-      <w:r>
-        <w:t xml:space="preserve"> li aur use release </w:t>
-      </w:r>
-      <w:proofErr w:type="spellStart"/>
-      <w:r>
-        <w:t>nahi</w:t>
-      </w:r>
-      <w:proofErr w:type="spellEnd"/>
-      <w:r>
-        <w:t xml:space="preserve"> </w:t>
-      </w:r>
-      <w:proofErr w:type="spellStart"/>
-      <w:r>
-        <w:t>kiya</w:t>
-      </w:r>
-      <w:proofErr w:type="spellEnd"/>
-      <w:r>
-        <w:t xml:space="preserve">, </w:t>
-      </w:r>
-      <w:proofErr w:type="spellStart"/>
-      <w:r>
-        <w:t>toh</w:t>
-      </w:r>
-      <w:proofErr w:type="spellEnd"/>
-      <w:r>
-        <w:t xml:space="preserve"> </w:t>
-      </w:r>
-      <w:proofErr w:type="spellStart"/>
-      <w:r>
-        <w:t>aapka</w:t>
-      </w:r>
-      <w:proofErr w:type="spellEnd"/>
-      <w:r>
-        <w:t xml:space="preserve"> program </w:t>
+        <w:t xml:space="preserve">Agar aapne bahut saari memory occupy kar li aur use release nahi kiya, toh aapka program </w:t>
       </w:r>
       <w:r>
         <w:rPr>
@@ -582,23 +142,7 @@
         <w:t>Slow</w:t>
       </w:r>
       <w:r>
-        <w:t xml:space="preserve"> </w:t>
-      </w:r>
-      <w:proofErr w:type="spellStart"/>
-      <w:r>
-        <w:t>ho</w:t>
-      </w:r>
-      <w:proofErr w:type="spellEnd"/>
-      <w:r>
-        <w:t xml:space="preserve"> </w:t>
-      </w:r>
-      <w:proofErr w:type="spellStart"/>
-      <w:r>
-        <w:t>jayega</w:t>
-      </w:r>
-      <w:proofErr w:type="spellEnd"/>
-      <w:r>
-        <w:t xml:space="preserve">, </w:t>
+        <w:t xml:space="preserve"> ho jayega, </w:t>
       </w:r>
       <w:r>
         <w:rPr>
@@ -608,23 +152,7 @@
         <w:t>Hang</w:t>
       </w:r>
       <w:r>
-        <w:t xml:space="preserve"> </w:t>
-      </w:r>
-      <w:proofErr w:type="spellStart"/>
-      <w:r>
-        <w:t>karega</w:t>
-      </w:r>
-      <w:proofErr w:type="spellEnd"/>
-      <w:r>
-        <w:t xml:space="preserve"> </w:t>
-      </w:r>
-      <w:proofErr w:type="spellStart"/>
-      <w:r>
-        <w:t>ya</w:t>
-      </w:r>
-      <w:proofErr w:type="spellEnd"/>
-      <w:r>
-        <w:t xml:space="preserve"> fir </w:t>
+        <w:t xml:space="preserve"> karega ya fir </w:t>
       </w:r>
       <w:r>
         <w:rPr>
@@ -634,23 +162,7 @@
         <w:t>Crash</w:t>
       </w:r>
       <w:r>
-        <w:t xml:space="preserve"> </w:t>
-      </w:r>
-      <w:proofErr w:type="spellStart"/>
-      <w:r>
-        <w:t>ho</w:t>
-      </w:r>
-      <w:proofErr w:type="spellEnd"/>
-      <w:r>
-        <w:t xml:space="preserve"> </w:t>
-      </w:r>
-      <w:proofErr w:type="spellStart"/>
-      <w:r>
-        <w:t>jayega</w:t>
-      </w:r>
-      <w:proofErr w:type="spellEnd"/>
-      <w:r>
-        <w:t>.</w:t>
+        <w:t xml:space="preserve"> ho jayega.</w:t>
       </w:r>
     </w:p>
     <w:p>
@@ -661,87 +173,7 @@
         </w:numPr>
       </w:pPr>
       <w:r>
-        <w:t xml:space="preserve">Program </w:t>
-      </w:r>
-      <w:proofErr w:type="spellStart"/>
-      <w:r>
-        <w:t>tabhi</w:t>
-      </w:r>
-      <w:proofErr w:type="spellEnd"/>
-      <w:r>
-        <w:t xml:space="preserve"> efficient </w:t>
-      </w:r>
-      <w:proofErr w:type="spellStart"/>
-      <w:r>
-        <w:t>hota</w:t>
-      </w:r>
-      <w:proofErr w:type="spellEnd"/>
-      <w:r>
-        <w:t xml:space="preserve"> </w:t>
-      </w:r>
-      <w:proofErr w:type="spellStart"/>
-      <w:r>
-        <w:t>hai</w:t>
-      </w:r>
-      <w:proofErr w:type="spellEnd"/>
-      <w:r>
-        <w:t xml:space="preserve"> jab wo </w:t>
-      </w:r>
-      <w:proofErr w:type="spellStart"/>
-      <w:r>
-        <w:t>utni</w:t>
-      </w:r>
-      <w:proofErr w:type="spellEnd"/>
-      <w:r>
-        <w:t xml:space="preserve"> hi memory use </w:t>
-      </w:r>
-      <w:proofErr w:type="spellStart"/>
-      <w:r>
-        <w:t>kare</w:t>
-      </w:r>
-      <w:proofErr w:type="spellEnd"/>
-      <w:r>
-        <w:t xml:space="preserve"> </w:t>
-      </w:r>
-      <w:proofErr w:type="spellStart"/>
-      <w:r>
-        <w:t>jitni</w:t>
-      </w:r>
-      <w:proofErr w:type="spellEnd"/>
-      <w:r>
-        <w:t xml:space="preserve"> </w:t>
-      </w:r>
-      <w:proofErr w:type="spellStart"/>
-      <w:r>
-        <w:t>zaroori</w:t>
-      </w:r>
-      <w:proofErr w:type="spellEnd"/>
-      <w:r>
-        <w:t xml:space="preserve"> </w:t>
-      </w:r>
-      <w:proofErr w:type="spellStart"/>
-      <w:r>
-        <w:t>hai</w:t>
-      </w:r>
-      <w:proofErr w:type="spellEnd"/>
-      <w:r>
-        <w:t xml:space="preserve"> aur </w:t>
-      </w:r>
-      <w:proofErr w:type="spellStart"/>
-      <w:r>
-        <w:t>baki</w:t>
-      </w:r>
-      <w:proofErr w:type="spellEnd"/>
-      <w:r>
-        <w:t xml:space="preserve"> ko free </w:t>
-      </w:r>
-      <w:proofErr w:type="spellStart"/>
-      <w:r>
-        <w:t>kar</w:t>
-      </w:r>
-      <w:proofErr w:type="spellEnd"/>
-      <w:r>
-        <w:t xml:space="preserve"> de.</w:t>
+        <w:t>Program tabhi efficient hota hai jab wo utni hi memory use kare jitni zaroori hai aur baki ko free kar de.</w:t>
       </w:r>
     </w:p>
     <w:p>
@@ -766,118 +198,22 @@
     </w:p>
     <w:p>
       <w:r>
-        <w:t xml:space="preserve">Video ka </w:t>
-      </w:r>
-      <w:proofErr w:type="spellStart"/>
-      <w:r>
-        <w:t>sabse</w:t>
-      </w:r>
-      <w:proofErr w:type="spellEnd"/>
-      <w:r>
-        <w:t xml:space="preserve"> important part ye </w:t>
-      </w:r>
-      <w:proofErr w:type="spellStart"/>
-      <w:r>
-        <w:t>hai</w:t>
-      </w:r>
-      <w:proofErr w:type="spellEnd"/>
-      <w:r>
-        <w:t xml:space="preserve"> </w:t>
-      </w:r>
-      <w:proofErr w:type="spellStart"/>
-      <w:r>
-        <w:t>jahan</w:t>
-      </w:r>
-      <w:proofErr w:type="spellEnd"/>
-      <w:r>
-        <w:t xml:space="preserve"> (</w:t>
-      </w:r>
-      <w:proofErr w:type="spellStart"/>
-      <w:r>
-        <w:t>MySirG</w:t>
-      </w:r>
-      <w:proofErr w:type="spellEnd"/>
-      <w:r>
-        <w:t xml:space="preserve">) ek </w:t>
-      </w:r>
-      <w:proofErr w:type="spellStart"/>
-      <w:r>
-        <w:t>bada</w:t>
-      </w:r>
-      <w:proofErr w:type="spellEnd"/>
-      <w:r>
-        <w:t xml:space="preserve"> "Blunder" (</w:t>
-      </w:r>
-      <w:proofErr w:type="spellStart"/>
-      <w:r>
-        <w:t>galti</w:t>
-      </w:r>
-      <w:proofErr w:type="spellEnd"/>
-      <w:r>
-        <w:t xml:space="preserve">) point out </w:t>
-      </w:r>
-      <w:proofErr w:type="spellStart"/>
-      <w:r>
-        <w:t>karte</w:t>
-      </w:r>
-      <w:proofErr w:type="spellEnd"/>
-      <w:r>
-        <w:t xml:space="preserve"> hain jo bahut se log </w:t>
-      </w:r>
-      <w:proofErr w:type="spellStart"/>
-      <w:r>
-        <w:t>sikhate</w:t>
-      </w:r>
-      <w:proofErr w:type="spellEnd"/>
-      <w:r>
-        <w:t xml:space="preserve"> </w:t>
-      </w:r>
-      <w:proofErr w:type="spellStart"/>
-      <w:r>
-        <w:t>waqt</w:t>
-      </w:r>
-      <w:proofErr w:type="spellEnd"/>
-      <w:r>
-        <w:t xml:space="preserve"> </w:t>
-      </w:r>
-      <w:proofErr w:type="spellStart"/>
-      <w:r>
-        <w:t>karte</w:t>
-      </w:r>
-      <w:proofErr w:type="spellEnd"/>
-      <w:r>
-        <w:t xml:space="preserve"> hain.</w:t>
-      </w:r>
-    </w:p>
-    <w:p>
-      <w:pPr>
-        <w:rPr>
-          <w:b/>
-          <w:bCs/>
-        </w:rPr>
-      </w:pPr>
-      <w:r>
-        <w:rPr>
-          <w:b/>
-          <w:bCs/>
-        </w:rPr>
-        <w:t xml:space="preserve">A. Call Stack (Ya </w:t>
-      </w:r>
-      <w:proofErr w:type="spellStart"/>
-      <w:r>
-        <w:rPr>
-          <w:b/>
-          <w:bCs/>
-        </w:rPr>
-        <w:t>sirf</w:t>
-      </w:r>
-      <w:proofErr w:type="spellEnd"/>
-      <w:r>
-        <w:rPr>
-          <w:b/>
-          <w:bCs/>
-        </w:rPr>
-        <w:t xml:space="preserve"> Stack)</w:t>
+        <w:t>Video ka sabse important part ye hai jahan (MySirG) ek bada "Blunder" (galti) point out karte hain jo bahut se log sikhate waqt karte hain.</w:t>
+      </w:r>
+    </w:p>
+    <w:p>
+      <w:pPr>
+        <w:rPr>
+          <w:b/>
+          <w:bCs/>
+        </w:rPr>
+      </w:pPr>
+      <w:r>
+        <w:rPr>
+          <w:b/>
+          <w:bCs/>
+        </w:rPr>
+        <w:t>A. Call Stack (Ya sirf Stack)</w:t>
       </w:r>
     </w:p>
     <w:p>
@@ -888,73 +224,17 @@
         </w:numPr>
       </w:pPr>
       <w:r>
-        <w:t xml:space="preserve">Bohot se log </w:t>
-      </w:r>
-      <w:proofErr w:type="spellStart"/>
-      <w:r>
-        <w:t>bolte</w:t>
-      </w:r>
-      <w:proofErr w:type="spellEnd"/>
-      <w:r>
-        <w:t xml:space="preserve"> hain ki Stack aur Call Stack </w:t>
-      </w:r>
-      <w:proofErr w:type="spellStart"/>
-      <w:r>
-        <w:t>alag</w:t>
-      </w:r>
-      <w:proofErr w:type="spellEnd"/>
-      <w:r>
-        <w:t xml:space="preserve"> hain. </w:t>
-      </w:r>
-      <w:r>
-        <w:rPr>
-          <w:b/>
-          <w:bCs/>
-        </w:rPr>
-        <w:t xml:space="preserve">Ye </w:t>
-      </w:r>
-      <w:proofErr w:type="spellStart"/>
-      <w:r>
-        <w:rPr>
-          <w:b/>
-          <w:bCs/>
-        </w:rPr>
-        <w:t>galat</w:t>
-      </w:r>
-      <w:proofErr w:type="spellEnd"/>
-      <w:r>
-        <w:rPr>
-          <w:b/>
-          <w:bCs/>
-        </w:rPr>
-        <w:t xml:space="preserve"> </w:t>
-      </w:r>
-      <w:proofErr w:type="spellStart"/>
-      <w:r>
-        <w:rPr>
-          <w:b/>
-          <w:bCs/>
-        </w:rPr>
-        <w:t>hai</w:t>
-      </w:r>
-      <w:proofErr w:type="spellEnd"/>
-      <w:r>
-        <w:rPr>
-          <w:b/>
-          <w:bCs/>
-        </w:rPr>
-        <w:t>.</w:t>
-      </w:r>
-      <w:r>
-        <w:t xml:space="preserve"> Dono ek hi </w:t>
-      </w:r>
-      <w:proofErr w:type="spellStart"/>
-      <w:r>
-        <w:t>cheez</w:t>
-      </w:r>
-      <w:proofErr w:type="spellEnd"/>
-      <w:r>
-        <w:t xml:space="preserve"> hain.</w:t>
+        <w:t xml:space="preserve">Bohot se log bolte hain ki Stack aur Call Stack alag hain. </w:t>
+      </w:r>
+      <w:r>
+        <w:rPr>
+          <w:b/>
+          <w:bCs/>
+        </w:rPr>
+        <w:t>Ye galat hai.</w:t>
+      </w:r>
+      <w:r>
+        <w:t xml:space="preserve"> Dono ek hi cheez hain.</w:t>
       </w:r>
     </w:p>
     <w:p>
@@ -972,87 +252,7 @@
         <w:t>Kaam:</w:t>
       </w:r>
       <w:r>
-        <w:t xml:space="preserve"> Ye track </w:t>
-      </w:r>
-      <w:proofErr w:type="spellStart"/>
-      <w:r>
-        <w:t>karta</w:t>
-      </w:r>
-      <w:proofErr w:type="spellEnd"/>
-      <w:r>
-        <w:t xml:space="preserve"> </w:t>
-      </w:r>
-      <w:proofErr w:type="spellStart"/>
-      <w:r>
-        <w:t>hai</w:t>
-      </w:r>
-      <w:proofErr w:type="spellEnd"/>
-      <w:r>
-        <w:t xml:space="preserve"> ki </w:t>
-      </w:r>
-      <w:proofErr w:type="spellStart"/>
-      <w:r>
-        <w:t>abhi</w:t>
-      </w:r>
-      <w:proofErr w:type="spellEnd"/>
-      <w:r>
-        <w:t xml:space="preserve"> </w:t>
-      </w:r>
-      <w:proofErr w:type="spellStart"/>
-      <w:r>
-        <w:t>kaunsa</w:t>
-      </w:r>
-      <w:proofErr w:type="spellEnd"/>
-      <w:r>
-        <w:t xml:space="preserve"> function </w:t>
-      </w:r>
-      <w:proofErr w:type="spellStart"/>
-      <w:r>
-        <w:t>chal</w:t>
-      </w:r>
-      <w:proofErr w:type="spellEnd"/>
-      <w:r>
-        <w:t xml:space="preserve"> </w:t>
-      </w:r>
-      <w:proofErr w:type="spellStart"/>
-      <w:r>
-        <w:t>raha</w:t>
-      </w:r>
-      <w:proofErr w:type="spellEnd"/>
-      <w:r>
-        <w:t xml:space="preserve"> </w:t>
-      </w:r>
-      <w:proofErr w:type="spellStart"/>
-      <w:r>
-        <w:t>hai</w:t>
-      </w:r>
-      <w:proofErr w:type="spellEnd"/>
-      <w:r>
-        <w:t xml:space="preserve"> aur use </w:t>
-      </w:r>
-      <w:proofErr w:type="spellStart"/>
-      <w:r>
-        <w:t>kisne</w:t>
-      </w:r>
-      <w:proofErr w:type="spellEnd"/>
-      <w:r>
-        <w:t xml:space="preserve"> call </w:t>
-      </w:r>
-      <w:proofErr w:type="spellStart"/>
-      <w:r>
-        <w:t>kiya</w:t>
-      </w:r>
-      <w:proofErr w:type="spellEnd"/>
-      <w:r>
-        <w:t xml:space="preserve"> </w:t>
-      </w:r>
-      <w:proofErr w:type="spellStart"/>
-      <w:r>
-        <w:t>hai</w:t>
-      </w:r>
-      <w:proofErr w:type="spellEnd"/>
-      <w:r>
-        <w:t>.</w:t>
+        <w:t xml:space="preserve"> Ye track karta hai ki abhi kaunsa function chal raha hai aur use kisne call kiya hai.</w:t>
       </w:r>
     </w:p>
     <w:p>
@@ -1070,103 +270,7 @@
         <w:t>Data Structure:</w:t>
       </w:r>
       <w:r>
-        <w:t xml:space="preserve"> Ye "Stack" data structure </w:t>
-      </w:r>
-      <w:proofErr w:type="gramStart"/>
-      <w:r>
-        <w:t>follow</w:t>
-      </w:r>
-      <w:proofErr w:type="gramEnd"/>
-      <w:r>
-        <w:t xml:space="preserve"> </w:t>
-      </w:r>
-      <w:proofErr w:type="spellStart"/>
-      <w:r>
-        <w:t>karta</w:t>
-      </w:r>
-      <w:proofErr w:type="spellEnd"/>
-      <w:r>
-        <w:t xml:space="preserve"> </w:t>
-      </w:r>
-      <w:proofErr w:type="spellStart"/>
-      <w:r>
-        <w:t>hai</w:t>
-      </w:r>
-      <w:proofErr w:type="spellEnd"/>
-      <w:r>
-        <w:t xml:space="preserve"> (LIFO - Last </w:t>
-      </w:r>
-      <w:proofErr w:type="gramStart"/>
-      <w:r>
-        <w:t>In</w:t>
-      </w:r>
-      <w:proofErr w:type="gramEnd"/>
-      <w:r>
-        <w:t xml:space="preserve"> First Out). Jo function call </w:t>
-      </w:r>
-      <w:proofErr w:type="spellStart"/>
-      <w:r>
-        <w:t>hota</w:t>
-      </w:r>
-      <w:proofErr w:type="spellEnd"/>
-      <w:r>
-        <w:t xml:space="preserve"> </w:t>
-      </w:r>
-      <w:proofErr w:type="spellStart"/>
-      <w:r>
-        <w:t>hai</w:t>
-      </w:r>
-      <w:proofErr w:type="spellEnd"/>
-      <w:r>
-        <w:t xml:space="preserve"> wo top pe </w:t>
-      </w:r>
-      <w:proofErr w:type="spellStart"/>
-      <w:r>
-        <w:t>aata</w:t>
-      </w:r>
-      <w:proofErr w:type="spellEnd"/>
-      <w:r>
-        <w:t xml:space="preserve"> </w:t>
-      </w:r>
-      <w:proofErr w:type="spellStart"/>
-      <w:r>
-        <w:t>hai</w:t>
-      </w:r>
-      <w:proofErr w:type="spellEnd"/>
-      <w:r>
-        <w:t xml:space="preserve">, execute hone </w:t>
-      </w:r>
-      <w:proofErr w:type="spellStart"/>
-      <w:r>
-        <w:t>ke</w:t>
-      </w:r>
-      <w:proofErr w:type="spellEnd"/>
-      <w:r>
-        <w:t xml:space="preserve"> </w:t>
-      </w:r>
-      <w:proofErr w:type="spellStart"/>
-      <w:r>
-        <w:t>baad</w:t>
-      </w:r>
-      <w:proofErr w:type="spellEnd"/>
-      <w:r>
-        <w:t xml:space="preserve"> top se hat </w:t>
-      </w:r>
-      <w:proofErr w:type="spellStart"/>
-      <w:r>
-        <w:t>jata</w:t>
-      </w:r>
-      <w:proofErr w:type="spellEnd"/>
-      <w:r>
-        <w:t xml:space="preserve"> </w:t>
-      </w:r>
-      <w:proofErr w:type="spellStart"/>
-      <w:r>
-        <w:t>hai</w:t>
-      </w:r>
-      <w:proofErr w:type="spellEnd"/>
-      <w:r>
-        <w:t>.</w:t>
+        <w:t xml:space="preserve"> Ye "Stack" data structure follow karta hai (LIFO - Last In First Out). Jo function call hota hai wo top pe aata hai, execute hone ke baad top se hat jata hai.</w:t>
       </w:r>
     </w:p>
     <w:p>
@@ -1199,31 +303,7 @@
         <w:t>Kaam:</w:t>
       </w:r>
       <w:r>
-        <w:t xml:space="preserve"> Heap ek </w:t>
-      </w:r>
-      <w:proofErr w:type="spellStart"/>
-      <w:r>
-        <w:t>badi</w:t>
-      </w:r>
-      <w:proofErr w:type="spellEnd"/>
-      <w:r>
-        <w:t xml:space="preserve"> unstructured memory area </w:t>
-      </w:r>
-      <w:proofErr w:type="spellStart"/>
-      <w:r>
-        <w:t>hai</w:t>
-      </w:r>
-      <w:proofErr w:type="spellEnd"/>
-      <w:r>
-        <w:t xml:space="preserve"> </w:t>
-      </w:r>
-      <w:proofErr w:type="spellStart"/>
-      <w:r>
-        <w:t>jahan</w:t>
-      </w:r>
-      <w:proofErr w:type="spellEnd"/>
-      <w:r>
-        <w:t xml:space="preserve"> </w:t>
+        <w:t xml:space="preserve"> Heap ek badi unstructured memory area hai jahan </w:t>
       </w:r>
       <w:r>
         <w:rPr>
@@ -1243,15 +323,7 @@
         <w:t>Functions</w:t>
       </w:r>
       <w:r>
-        <w:t xml:space="preserve"> store </w:t>
-      </w:r>
-      <w:proofErr w:type="spellStart"/>
-      <w:r>
-        <w:t>hote</w:t>
-      </w:r>
-      <w:proofErr w:type="spellEnd"/>
-      <w:r>
-        <w:t xml:space="preserve"> hain.</w:t>
+        <w:t xml:space="preserve"> store hote hain.</w:t>
       </w:r>
     </w:p>
     <w:p>
@@ -1262,153 +334,194 @@
         </w:numPr>
       </w:pPr>
       <w:r>
-        <w:t xml:space="preserve">Jab </w:t>
-      </w:r>
-      <w:proofErr w:type="spellStart"/>
-      <w:r>
-        <w:t>bhi</w:t>
-      </w:r>
-      <w:proofErr w:type="spellEnd"/>
-      <w:r>
-        <w:t xml:space="preserve"> </w:t>
-      </w:r>
-      <w:proofErr w:type="spellStart"/>
-      <w:r>
-        <w:t>aap</w:t>
-      </w:r>
-      <w:proofErr w:type="spellEnd"/>
-      <w:r>
-        <w:t xml:space="preserve"> koi object </w:t>
-      </w:r>
-      <w:proofErr w:type="spellStart"/>
-      <w:r>
-        <w:t>banate</w:t>
-      </w:r>
-      <w:proofErr w:type="spellEnd"/>
-      <w:r>
-        <w:t xml:space="preserve"> </w:t>
-      </w:r>
-      <w:proofErr w:type="spellStart"/>
-      <w:r>
-        <w:t>ho</w:t>
-      </w:r>
-      <w:proofErr w:type="spellEnd"/>
-      <w:r>
-        <w:t xml:space="preserve"> </w:t>
-      </w:r>
-      <w:proofErr w:type="spellStart"/>
-      <w:r>
-        <w:t>ya</w:t>
-      </w:r>
-      <w:proofErr w:type="spellEnd"/>
-      <w:r>
-        <w:t xml:space="preserve"> function define </w:t>
-      </w:r>
-      <w:proofErr w:type="spellStart"/>
-      <w:r>
-        <w:t>karte</w:t>
-      </w:r>
-      <w:proofErr w:type="spellEnd"/>
-      <w:r>
-        <w:t xml:space="preserve"> </w:t>
-      </w:r>
-      <w:proofErr w:type="spellStart"/>
-      <w:r>
-        <w:t>ho</w:t>
-      </w:r>
-      <w:proofErr w:type="spellEnd"/>
-      <w:r>
-        <w:t xml:space="preserve">, wo "Heap" </w:t>
-      </w:r>
-      <w:proofErr w:type="spellStart"/>
-      <w:r>
-        <w:t>mein</w:t>
-      </w:r>
-      <w:proofErr w:type="spellEnd"/>
-      <w:r>
-        <w:t xml:space="preserve"> </w:t>
-      </w:r>
-      <w:proofErr w:type="spellStart"/>
-      <w:r>
-        <w:t>jaata</w:t>
-      </w:r>
-      <w:proofErr w:type="spellEnd"/>
-      <w:r>
-        <w:t xml:space="preserve"> </w:t>
-      </w:r>
-      <w:proofErr w:type="spellStart"/>
-      <w:r>
-        <w:t>hai</w:t>
-      </w:r>
-      <w:proofErr w:type="spellEnd"/>
-      <w:r>
-        <w:t>.</w:t>
-      </w:r>
-    </w:p>
-    <w:p>
-      <w:pPr>
-        <w:rPr>
-          <w:b/>
-          <w:bCs/>
-        </w:rPr>
-      </w:pPr>
+        <w:t>Jab bhi aap koi object banate ho ya function define karte ho, wo "Heap" mein jaata hai.</w:t>
+      </w:r>
+    </w:p>
+    <w:p>
       <w:r>
         <w:lastRenderedPageBreak/>
+        <w:drawing>
+          <wp:inline distT="0" distB="0" distL="0" distR="0" wp14:anchorId="2A0E2FE5" wp14:editId="2D885B80">
+            <wp:extent cx="5731510" cy="4403090"/>
+            <wp:effectExtent l="0" t="0" r="2540" b="0"/>
+            <wp:docPr id="1211996148" name="Picture 1"/>
+            <wp:cNvGraphicFramePr>
+              <a:graphicFrameLocks xmlns:a="http://schemas.openxmlformats.org/drawingml/2006/main" noChangeAspect="1"/>
+            </wp:cNvGraphicFramePr>
+            <a:graphic xmlns:a="http://schemas.openxmlformats.org/drawingml/2006/main">
+              <a:graphicData uri="http://schemas.openxmlformats.org/drawingml/2006/picture">
+                <pic:pic xmlns:pic="http://schemas.openxmlformats.org/drawingml/2006/picture">
+                  <pic:nvPicPr>
+                    <pic:cNvPr id="1211996148" name=""/>
+                    <pic:cNvPicPr/>
+                  </pic:nvPicPr>
+                  <pic:blipFill>
+                    <a:blip r:embed="rId5"/>
+                    <a:stretch>
+                      <a:fillRect/>
+                    </a:stretch>
+                  </pic:blipFill>
+                  <pic:spPr>
+                    <a:xfrm>
+                      <a:off x="0" y="0"/>
+                      <a:ext cx="5731510" cy="4403090"/>
+                    </a:xfrm>
+                    <a:prstGeom prst="rect">
+                      <a:avLst/>
+                    </a:prstGeom>
+                  </pic:spPr>
+                </pic:pic>
+              </a:graphicData>
+            </a:graphic>
+          </wp:inline>
+        </w:drawing>
+      </w:r>
+    </w:p>
+    <w:p>
+      <w:r>
+        <w:drawing>
+          <wp:inline distT="0" distB="0" distL="0" distR="0" wp14:anchorId="7905EA65" wp14:editId="175B911B">
+            <wp:extent cx="5731510" cy="2698750"/>
+            <wp:effectExtent l="0" t="0" r="2540" b="6350"/>
+            <wp:docPr id="760131748" name="Picture 1"/>
+            <wp:cNvGraphicFramePr>
+              <a:graphicFrameLocks xmlns:a="http://schemas.openxmlformats.org/drawingml/2006/main" noChangeAspect="1"/>
+            </wp:cNvGraphicFramePr>
+            <a:graphic xmlns:a="http://schemas.openxmlformats.org/drawingml/2006/main">
+              <a:graphicData uri="http://schemas.openxmlformats.org/drawingml/2006/picture">
+                <pic:pic xmlns:pic="http://schemas.openxmlformats.org/drawingml/2006/picture">
+                  <pic:nvPicPr>
+                    <pic:cNvPr id="760131748" name=""/>
+                    <pic:cNvPicPr/>
+                  </pic:nvPicPr>
+                  <pic:blipFill>
+                    <a:blip r:embed="rId6"/>
+                    <a:stretch>
+                      <a:fillRect/>
+                    </a:stretch>
+                  </pic:blipFill>
+                  <pic:spPr>
+                    <a:xfrm>
+                      <a:off x="0" y="0"/>
+                      <a:ext cx="5731510" cy="2698750"/>
+                    </a:xfrm>
+                    <a:prstGeom prst="rect">
+                      <a:avLst/>
+                    </a:prstGeom>
+                  </pic:spPr>
+                </pic:pic>
+              </a:graphicData>
+            </a:graphic>
+          </wp:inline>
+        </w:drawing>
+      </w:r>
+    </w:p>
+    <w:p>
+      <w:r>
+        <w:lastRenderedPageBreak/>
+        <w:drawing>
+          <wp:inline distT="0" distB="0" distL="0" distR="0" wp14:anchorId="3CB51A9E" wp14:editId="5B0694A5">
+            <wp:extent cx="5731510" cy="3552825"/>
+            <wp:effectExtent l="0" t="0" r="2540" b="9525"/>
+            <wp:docPr id="1893639374" name="Picture 1"/>
+            <wp:cNvGraphicFramePr>
+              <a:graphicFrameLocks xmlns:a="http://schemas.openxmlformats.org/drawingml/2006/main" noChangeAspect="1"/>
+            </wp:cNvGraphicFramePr>
+            <a:graphic xmlns:a="http://schemas.openxmlformats.org/drawingml/2006/main">
+              <a:graphicData uri="http://schemas.openxmlformats.org/drawingml/2006/picture">
+                <pic:pic xmlns:pic="http://schemas.openxmlformats.org/drawingml/2006/picture">
+                  <pic:nvPicPr>
+                    <pic:cNvPr id="1893639374" name=""/>
+                    <pic:cNvPicPr/>
+                  </pic:nvPicPr>
+                  <pic:blipFill>
+                    <a:blip r:embed="rId7"/>
+                    <a:stretch>
+                      <a:fillRect/>
+                    </a:stretch>
+                  </pic:blipFill>
+                  <pic:spPr>
+                    <a:xfrm>
+                      <a:off x="0" y="0"/>
+                      <a:ext cx="5731510" cy="3552825"/>
+                    </a:xfrm>
+                    <a:prstGeom prst="rect">
+                      <a:avLst/>
+                    </a:prstGeom>
+                  </pic:spPr>
+                </pic:pic>
+              </a:graphicData>
+            </a:graphic>
+          </wp:inline>
+        </w:drawing>
+      </w:r>
+    </w:p>
+    <w:p>
+      <w:r>
+        <w:t xml:space="preserve">        </w:t>
+      </w:r>
+      <w:r>
+        <w:drawing>
+          <wp:inline distT="0" distB="0" distL="0" distR="0" wp14:anchorId="22A850DF" wp14:editId="5356F731">
+            <wp:extent cx="5209775" cy="4724930"/>
+            <wp:effectExtent l="0" t="0" r="0" b="0"/>
+            <wp:docPr id="1799789477" name="Picture 1"/>
+            <wp:cNvGraphicFramePr>
+              <a:graphicFrameLocks xmlns:a="http://schemas.openxmlformats.org/drawingml/2006/main" noChangeAspect="1"/>
+            </wp:cNvGraphicFramePr>
+            <a:graphic xmlns:a="http://schemas.openxmlformats.org/drawingml/2006/main">
+              <a:graphicData uri="http://schemas.openxmlformats.org/drawingml/2006/picture">
+                <pic:pic xmlns:pic="http://schemas.openxmlformats.org/drawingml/2006/picture">
+                  <pic:nvPicPr>
+                    <pic:cNvPr id="1799789477" name=""/>
+                    <pic:cNvPicPr/>
+                  </pic:nvPicPr>
+                  <pic:blipFill>
+                    <a:blip r:embed="rId8"/>
+                    <a:stretch>
+                      <a:fillRect/>
+                    </a:stretch>
+                  </pic:blipFill>
+                  <pic:spPr>
+                    <a:xfrm>
+                      <a:off x="0" y="0"/>
+                      <a:ext cx="5221781" cy="4735818"/>
+                    </a:xfrm>
+                    <a:prstGeom prst="rect">
+                      <a:avLst/>
+                    </a:prstGeom>
+                  </pic:spPr>
+                </pic:pic>
+              </a:graphicData>
+            </a:graphic>
+          </wp:inline>
+        </w:drawing>
+      </w:r>
+      <w:r>
         <w:pict w14:anchorId="00AE594A">
           <v:rect id="_x0000_i1027" style="width:0;height:1.5pt" o:hralign="center" o:hrstd="t" o:hr="t" fillcolor="#a0a0a0" stroked="f"/>
         </w:pict>
       </w:r>
-      <w:r>
-        <w:rPr>
-          <w:b/>
-          <w:bCs/>
-        </w:rPr>
+    </w:p>
+    <w:p>
+      <w:pPr>
+        <w:rPr>
+          <w:b/>
+          <w:bCs/>
+        </w:rPr>
+      </w:pPr>
+      <w:r>
+        <w:rPr>
+          <w:b/>
+          <w:bCs/>
+        </w:rPr>
+        <w:lastRenderedPageBreak/>
         <w:t>4. Execution Context (The Foundation)</w:t>
       </w:r>
     </w:p>
     <w:p>
       <w:r>
-        <w:t xml:space="preserve">Ye ek set of information </w:t>
-      </w:r>
-      <w:proofErr w:type="spellStart"/>
-      <w:r>
-        <w:t>hai</w:t>
-      </w:r>
-      <w:proofErr w:type="spellEnd"/>
-      <w:r>
-        <w:t xml:space="preserve"> jo program </w:t>
-      </w:r>
-      <w:proofErr w:type="spellStart"/>
-      <w:r>
-        <w:t>chalte</w:t>
-      </w:r>
-      <w:proofErr w:type="spellEnd"/>
-      <w:r>
-        <w:t xml:space="preserve"> </w:t>
-      </w:r>
-      <w:proofErr w:type="spellStart"/>
-      <w:r>
-        <w:t>waqt</w:t>
-      </w:r>
-      <w:proofErr w:type="spellEnd"/>
-      <w:r>
-        <w:t xml:space="preserve"> memory occupy </w:t>
-      </w:r>
-      <w:proofErr w:type="spellStart"/>
-      <w:r>
-        <w:t>karti</w:t>
-      </w:r>
-      <w:proofErr w:type="spellEnd"/>
-      <w:r>
-        <w:t xml:space="preserve"> </w:t>
-      </w:r>
-      <w:proofErr w:type="spellStart"/>
-      <w:r>
-        <w:t>hai</w:t>
-      </w:r>
-      <w:proofErr w:type="spellEnd"/>
-      <w:r>
-        <w:t>. Iske do types hain:</w:t>
+        <w:t>Ye ek set of information hai jo program chalte waqt memory occupy karti hai. Iske do types hain:</w:t>
       </w:r>
     </w:p>
     <w:p>
@@ -1426,71 +539,7 @@
         <w:t>Global Execution Context (GEC):</w:t>
       </w:r>
       <w:r>
-        <w:t xml:space="preserve"> Program </w:t>
-      </w:r>
-      <w:proofErr w:type="spellStart"/>
-      <w:r>
-        <w:t>shuru</w:t>
-      </w:r>
-      <w:proofErr w:type="spellEnd"/>
-      <w:r>
-        <w:t xml:space="preserve"> </w:t>
-      </w:r>
-      <w:proofErr w:type="spellStart"/>
-      <w:r>
-        <w:t>hote</w:t>
-      </w:r>
-      <w:proofErr w:type="spellEnd"/>
-      <w:r>
-        <w:t xml:space="preserve"> hi </w:t>
-      </w:r>
-      <w:proofErr w:type="spellStart"/>
-      <w:r>
-        <w:t>banta</w:t>
-      </w:r>
-      <w:proofErr w:type="spellEnd"/>
-      <w:r>
-        <w:t xml:space="preserve"> </w:t>
-      </w:r>
-      <w:proofErr w:type="spellStart"/>
-      <w:r>
-        <w:t>hai</w:t>
-      </w:r>
-      <w:proofErr w:type="spellEnd"/>
-      <w:r>
-        <w:t xml:space="preserve"> aur Call Stack </w:t>
-      </w:r>
-      <w:proofErr w:type="spellStart"/>
-      <w:r>
-        <w:t>mein</w:t>
-      </w:r>
-      <w:proofErr w:type="spellEnd"/>
-      <w:r>
-        <w:t xml:space="preserve"> </w:t>
-      </w:r>
-      <w:proofErr w:type="spellStart"/>
-      <w:r>
-        <w:t>sabse</w:t>
-      </w:r>
-      <w:proofErr w:type="spellEnd"/>
-      <w:r>
-        <w:t xml:space="preserve"> niche baith </w:t>
-      </w:r>
-      <w:proofErr w:type="spellStart"/>
-      <w:r>
-        <w:t>jata</w:t>
-      </w:r>
-      <w:proofErr w:type="spellEnd"/>
-      <w:r>
-        <w:t xml:space="preserve"> </w:t>
-      </w:r>
-      <w:proofErr w:type="spellStart"/>
-      <w:r>
-        <w:t>hai</w:t>
-      </w:r>
-      <w:proofErr w:type="spellEnd"/>
-      <w:r>
-        <w:t>.</w:t>
+        <w:t xml:space="preserve"> Program shuru hote hi banta hai aur Call Stack mein sabse niche baith jata hai.</w:t>
       </w:r>
     </w:p>
     <w:p>
@@ -1508,128 +557,16 @@
         <w:t>Function Execution Context:</w:t>
       </w:r>
       <w:r>
-        <w:t xml:space="preserve"> Har function call par </w:t>
-      </w:r>
-      <w:proofErr w:type="spellStart"/>
-      <w:r>
-        <w:t>naya</w:t>
-      </w:r>
-      <w:proofErr w:type="spellEnd"/>
-      <w:r>
-        <w:t xml:space="preserve"> </w:t>
-      </w:r>
-      <w:proofErr w:type="spellStart"/>
-      <w:r>
-        <w:t>banta</w:t>
-      </w:r>
-      <w:proofErr w:type="spellEnd"/>
-      <w:r>
-        <w:t xml:space="preserve"> </w:t>
-      </w:r>
-      <w:proofErr w:type="spellStart"/>
-      <w:r>
-        <w:t>hai</w:t>
-      </w:r>
-      <w:proofErr w:type="spellEnd"/>
-      <w:r>
-        <w:t xml:space="preserve"> aur Stack </w:t>
-      </w:r>
-      <w:proofErr w:type="spellStart"/>
-      <w:r>
-        <w:t>ke</w:t>
-      </w:r>
-      <w:proofErr w:type="spellEnd"/>
-      <w:r>
-        <w:t xml:space="preserve"> top pe </w:t>
-      </w:r>
-      <w:proofErr w:type="spellStart"/>
-      <w:r>
-        <w:t>aata</w:t>
-      </w:r>
-      <w:proofErr w:type="spellEnd"/>
-      <w:r>
-        <w:t xml:space="preserve"> </w:t>
-      </w:r>
-      <w:proofErr w:type="spellStart"/>
-      <w:r>
-        <w:t>hai</w:t>
-      </w:r>
-      <w:proofErr w:type="spellEnd"/>
-      <w:r>
-        <w:t>.</w:t>
-      </w:r>
-    </w:p>
-    <w:p>
-      <w:r>
-        <w:rPr>
-          <w:b/>
-          <w:bCs/>
-        </w:rPr>
-        <w:t xml:space="preserve">Execution Context </w:t>
-      </w:r>
-      <w:proofErr w:type="spellStart"/>
-      <w:r>
-        <w:rPr>
-          <w:b/>
-          <w:bCs/>
-        </w:rPr>
-        <w:t>ke</w:t>
-      </w:r>
-      <w:proofErr w:type="spellEnd"/>
-      <w:r>
-        <w:rPr>
-          <w:b/>
-          <w:bCs/>
-        </w:rPr>
-        <w:t xml:space="preserve"> </w:t>
-      </w:r>
-      <w:proofErr w:type="spellStart"/>
-      <w:r>
-        <w:rPr>
-          <w:b/>
-          <w:bCs/>
-        </w:rPr>
-        <w:t>andar</w:t>
-      </w:r>
-      <w:proofErr w:type="spellEnd"/>
-      <w:r>
-        <w:rPr>
-          <w:b/>
-          <w:bCs/>
-        </w:rPr>
-        <w:t xml:space="preserve"> 3 </w:t>
-      </w:r>
-      <w:proofErr w:type="spellStart"/>
-      <w:r>
-        <w:rPr>
-          <w:b/>
-          <w:bCs/>
-        </w:rPr>
-        <w:t>cheezein</w:t>
-      </w:r>
-      <w:proofErr w:type="spellEnd"/>
-      <w:r>
-        <w:rPr>
-          <w:b/>
-          <w:bCs/>
-        </w:rPr>
-        <w:t xml:space="preserve"> </w:t>
-      </w:r>
-      <w:proofErr w:type="spellStart"/>
-      <w:r>
-        <w:rPr>
-          <w:b/>
-          <w:bCs/>
-        </w:rPr>
-        <w:t>hoti</w:t>
-      </w:r>
-      <w:proofErr w:type="spellEnd"/>
-      <w:r>
-        <w:rPr>
-          <w:b/>
-          <w:bCs/>
-        </w:rPr>
-        <w:t xml:space="preserve"> hain:</w:t>
+        <w:t xml:space="preserve"> Har function call par naya banta hai aur Stack ke top pe aata hai.</w:t>
+      </w:r>
+    </w:p>
+    <w:p>
+      <w:r>
+        <w:rPr>
+          <w:b/>
+          <w:bCs/>
+        </w:rPr>
+        <w:t>Execution Context ke andar 3 cheezein hoti hain:</w:t>
       </w:r>
     </w:p>
     <w:p>
@@ -1647,103 +584,7 @@
         <w:t>Lexical Environment:</w:t>
       </w:r>
       <w:r>
-        <w:t xml:space="preserve"> (Iska detail 22 mins </w:t>
-      </w:r>
-      <w:proofErr w:type="spellStart"/>
-      <w:r>
-        <w:t>ke</w:t>
-      </w:r>
-      <w:proofErr w:type="spellEnd"/>
-      <w:r>
-        <w:t xml:space="preserve"> </w:t>
-      </w:r>
-      <w:proofErr w:type="spellStart"/>
-      <w:r>
-        <w:t>thoda</w:t>
-      </w:r>
-      <w:proofErr w:type="spellEnd"/>
-      <w:r>
-        <w:t xml:space="preserve"> </w:t>
-      </w:r>
-      <w:proofErr w:type="spellStart"/>
-      <w:r>
-        <w:t>baad</w:t>
-      </w:r>
-      <w:proofErr w:type="spellEnd"/>
-      <w:r>
-        <w:t xml:space="preserve"> </w:t>
-      </w:r>
-      <w:proofErr w:type="spellStart"/>
-      <w:r>
-        <w:t>hai</w:t>
-      </w:r>
-      <w:proofErr w:type="spellEnd"/>
-      <w:r>
-        <w:t xml:space="preserve">, </w:t>
-      </w:r>
-      <w:proofErr w:type="spellStart"/>
-      <w:r>
-        <w:t>lekin</w:t>
-      </w:r>
-      <w:proofErr w:type="spellEnd"/>
-      <w:r>
-        <w:t xml:space="preserve"> </w:t>
-      </w:r>
-      <w:proofErr w:type="spellStart"/>
-      <w:r>
-        <w:t>shuruat</w:t>
-      </w:r>
-      <w:proofErr w:type="spellEnd"/>
-      <w:r>
-        <w:t xml:space="preserve"> </w:t>
-      </w:r>
-      <w:proofErr w:type="spellStart"/>
-      <w:r>
-        <w:t>mein</w:t>
-      </w:r>
-      <w:proofErr w:type="spellEnd"/>
-      <w:r>
-        <w:t xml:space="preserve"> </w:t>
-      </w:r>
-      <w:proofErr w:type="spellStart"/>
-      <w:r>
-        <w:t>bataya</w:t>
-      </w:r>
-      <w:proofErr w:type="spellEnd"/>
-      <w:r>
-        <w:t xml:space="preserve"> </w:t>
-      </w:r>
-      <w:proofErr w:type="spellStart"/>
-      <w:r>
-        <w:t>gaya</w:t>
-      </w:r>
-      <w:proofErr w:type="spellEnd"/>
-      <w:r>
-        <w:t xml:space="preserve"> </w:t>
-      </w:r>
-      <w:proofErr w:type="spellStart"/>
-      <w:r>
-        <w:t>hai</w:t>
-      </w:r>
-      <w:proofErr w:type="spellEnd"/>
-      <w:r>
-        <w:t xml:space="preserve"> ki </w:t>
-      </w:r>
-      <w:proofErr w:type="spellStart"/>
-      <w:r>
-        <w:t>isme</w:t>
-      </w:r>
-      <w:proofErr w:type="spellEnd"/>
-      <w:r>
-        <w:t xml:space="preserve"> variables store </w:t>
-      </w:r>
-      <w:proofErr w:type="spellStart"/>
-      <w:r>
-        <w:t>hote</w:t>
-      </w:r>
-      <w:proofErr w:type="spellEnd"/>
-      <w:r>
-        <w:t xml:space="preserve"> hain).</w:t>
+        <w:t xml:space="preserve"> (Iska detail 22 mins ke thoda baad hai, lekin shuruat mein bataya gaya hai ki isme variables store hote hain).</w:t>
       </w:r>
     </w:p>
     <w:p>
@@ -1784,6 +625,9 @@
         </w:rPr>
       </w:pPr>
       <w:r>
+        <w:rPr>
+          <w:noProof/>
+        </w:rPr>
         <w:drawing>
           <wp:inline distT="0" distB="0" distL="0" distR="0" wp14:anchorId="5445A056" wp14:editId="6BBA4453">
             <wp:extent cx="5731510" cy="3345815"/>
@@ -1800,7 +644,7 @@
                     <pic:cNvPicPr/>
                   </pic:nvPicPr>
                   <pic:blipFill>
-                    <a:blip r:embed="rId5"/>
+                    <a:blip r:embed="rId9"/>
                     <a:stretch>
                       <a:fillRect/>
                     </a:stretch>
@@ -1835,94 +679,14 @@
     </w:p>
     <w:p>
       <w:r>
-        <w:t xml:space="preserve">Video </w:t>
-      </w:r>
-      <w:proofErr w:type="spellStart"/>
-      <w:r>
-        <w:t>mein</w:t>
-      </w:r>
-      <w:proofErr w:type="spellEnd"/>
-      <w:r>
-        <w:t xml:space="preserve"> ek </w:t>
-      </w:r>
-      <w:proofErr w:type="spellStart"/>
-      <w:r>
-        <w:t>bohot</w:t>
-      </w:r>
-      <w:proofErr w:type="spellEnd"/>
-      <w:r>
-        <w:t xml:space="preserve"> </w:t>
-      </w:r>
-      <w:proofErr w:type="spellStart"/>
-      <w:r>
-        <w:t>bada</w:t>
-      </w:r>
-      <w:proofErr w:type="spellEnd"/>
-      <w:r>
-        <w:t xml:space="preserve"> point clear </w:t>
-      </w:r>
-      <w:proofErr w:type="spellStart"/>
-      <w:r>
-        <w:t>kiya</w:t>
-      </w:r>
-      <w:proofErr w:type="spellEnd"/>
-      <w:r>
-        <w:t xml:space="preserve"> </w:t>
-      </w:r>
-      <w:proofErr w:type="spellStart"/>
-      <w:r>
-        <w:t>gaya</w:t>
-      </w:r>
-      <w:proofErr w:type="spellEnd"/>
-      <w:r>
-        <w:t xml:space="preserve"> </w:t>
-      </w:r>
-      <w:proofErr w:type="spellStart"/>
-      <w:r>
-        <w:t>hai</w:t>
-      </w:r>
-      <w:proofErr w:type="spellEnd"/>
-      <w:r>
-        <w:t xml:space="preserve">: </w:t>
-      </w:r>
-      <w:r>
-        <w:rPr>
-          <w:b/>
-          <w:bCs/>
-        </w:rPr>
-        <w:t xml:space="preserve">Heap, Execution Context ka part </w:t>
-      </w:r>
-      <w:proofErr w:type="spellStart"/>
-      <w:r>
-        <w:rPr>
-          <w:b/>
-          <w:bCs/>
-        </w:rPr>
-        <w:t>nahi</w:t>
-      </w:r>
-      <w:proofErr w:type="spellEnd"/>
-      <w:r>
-        <w:rPr>
-          <w:b/>
-          <w:bCs/>
-        </w:rPr>
-        <w:t xml:space="preserve"> </w:t>
-      </w:r>
-      <w:proofErr w:type="spellStart"/>
-      <w:r>
-        <w:rPr>
-          <w:b/>
-          <w:bCs/>
-        </w:rPr>
-        <w:t>hai</w:t>
-      </w:r>
-      <w:proofErr w:type="spellEnd"/>
-      <w:r>
-        <w:rPr>
-          <w:b/>
-          <w:bCs/>
-        </w:rPr>
-        <w:t>.</w:t>
+        <w:t xml:space="preserve">Video mein ek bohot bada point clear kiya gaya hai: </w:t>
+      </w:r>
+      <w:r>
+        <w:rPr>
+          <w:b/>
+          <w:bCs/>
+        </w:rPr>
+        <w:t>Heap, Execution Context ka part nahi hai.</w:t>
       </w:r>
     </w:p>
     <w:p>
@@ -1933,31 +697,7 @@
         </w:numPr>
       </w:pPr>
       <w:r>
-        <w:t xml:space="preserve">Execution Context "Call Stack" </w:t>
-      </w:r>
-      <w:proofErr w:type="spellStart"/>
-      <w:r>
-        <w:t>mein</w:t>
-      </w:r>
-      <w:proofErr w:type="spellEnd"/>
-      <w:r>
-        <w:t xml:space="preserve"> </w:t>
-      </w:r>
-      <w:proofErr w:type="spellStart"/>
-      <w:r>
-        <w:t>rehta</w:t>
-      </w:r>
-      <w:proofErr w:type="spellEnd"/>
-      <w:r>
-        <w:t xml:space="preserve"> </w:t>
-      </w:r>
-      <w:proofErr w:type="spellStart"/>
-      <w:r>
-        <w:t>hai</w:t>
-      </w:r>
-      <w:proofErr w:type="spellEnd"/>
-      <w:r>
-        <w:t>.</w:t>
+        <w:t>Execution Context "Call Stack" mein rehta hai.</w:t>
       </w:r>
     </w:p>
     <w:p>
@@ -1968,47 +708,7 @@
         </w:numPr>
       </w:pPr>
       <w:r>
-        <w:t xml:space="preserve">Call Stack </w:t>
-      </w:r>
-      <w:proofErr w:type="spellStart"/>
-      <w:r>
-        <w:t>ke</w:t>
-      </w:r>
-      <w:proofErr w:type="spellEnd"/>
-      <w:r>
-        <w:t xml:space="preserve"> </w:t>
-      </w:r>
-      <w:proofErr w:type="spellStart"/>
-      <w:r>
-        <w:t>andar</w:t>
-      </w:r>
-      <w:proofErr w:type="spellEnd"/>
-      <w:r>
-        <w:t xml:space="preserve"> "Variable Environment" (Jo ek Object-like structure </w:t>
-      </w:r>
-      <w:proofErr w:type="spellStart"/>
-      <w:r>
-        <w:t>hai</w:t>
-      </w:r>
-      <w:proofErr w:type="spellEnd"/>
-      <w:r>
-        <w:t xml:space="preserve">) </w:t>
-      </w:r>
-      <w:proofErr w:type="spellStart"/>
-      <w:r>
-        <w:t>mein</w:t>
-      </w:r>
-      <w:proofErr w:type="spellEnd"/>
-      <w:r>
-        <w:t xml:space="preserve"> variables store </w:t>
-      </w:r>
-      <w:proofErr w:type="spellStart"/>
-      <w:r>
-        <w:t>hote</w:t>
-      </w:r>
-      <w:proofErr w:type="spellEnd"/>
-      <w:r>
-        <w:t xml:space="preserve"> hain.</w:t>
+        <w:t>Call Stack ke andar "Variable Environment" (Jo ek Object-like structure hai) mein variables store hote hain.</w:t>
       </w:r>
     </w:p>
     <w:p>
@@ -2030,47 +730,7 @@
         <w:t>Primitive types</w:t>
       </w:r>
       <w:r>
-        <w:t xml:space="preserve"> (number, string, </w:t>
-      </w:r>
-      <w:proofErr w:type="spellStart"/>
-      <w:r>
-        <w:t>boolean</w:t>
-      </w:r>
-      <w:proofErr w:type="spellEnd"/>
-      <w:r>
-        <w:t xml:space="preserve">) hain, </w:t>
-      </w:r>
-      <w:proofErr w:type="spellStart"/>
-      <w:r>
-        <w:t>unki</w:t>
-      </w:r>
-      <w:proofErr w:type="spellEnd"/>
-      <w:r>
-        <w:t xml:space="preserve"> value directly Variable Environment </w:t>
-      </w:r>
-      <w:proofErr w:type="spellStart"/>
-      <w:r>
-        <w:t>mein</w:t>
-      </w:r>
-      <w:proofErr w:type="spellEnd"/>
-      <w:r>
-        <w:t xml:space="preserve"> store </w:t>
-      </w:r>
-      <w:proofErr w:type="spellStart"/>
-      <w:r>
-        <w:t>hoti</w:t>
-      </w:r>
-      <w:proofErr w:type="spellEnd"/>
-      <w:r>
-        <w:t xml:space="preserve"> </w:t>
-      </w:r>
-      <w:proofErr w:type="spellStart"/>
-      <w:r>
-        <w:t>hai</w:t>
-      </w:r>
-      <w:proofErr w:type="spellEnd"/>
-      <w:r>
-        <w:t>.</w:t>
+        <w:t xml:space="preserve"> (number, string, boolean) hain, unki value directly Variable Environment mein store hoti hai.</w:t>
       </w:r>
     </w:p>
     <w:p>
@@ -2083,21 +743,12 @@
       <w:r>
         <w:t xml:space="preserve">Jo </w:t>
       </w:r>
-      <w:proofErr w:type="gramStart"/>
-      <w:r>
-        <w:rPr>
-          <w:b/>
-          <w:bCs/>
-        </w:rPr>
-        <w:t>Non-primitive</w:t>
-      </w:r>
-      <w:proofErr w:type="gramEnd"/>
-      <w:r>
-        <w:rPr>
-          <w:b/>
-          <w:bCs/>
-        </w:rPr>
-        <w:t xml:space="preserve"> types</w:t>
+      <w:r>
+        <w:rPr>
+          <w:b/>
+          <w:bCs/>
+        </w:rPr>
+        <w:t>Non-primitive types</w:t>
       </w:r>
       <w:r>
         <w:t xml:space="preserve"> (objects, arrays, functions) hain, wo </w:t>
@@ -2110,79 +761,7 @@
         <w:t>Heap</w:t>
       </w:r>
       <w:r>
-        <w:t xml:space="preserve"> </w:t>
-      </w:r>
-      <w:proofErr w:type="spellStart"/>
-      <w:r>
-        <w:t>mein</w:t>
-      </w:r>
-      <w:proofErr w:type="spellEnd"/>
-      <w:r>
-        <w:t xml:space="preserve"> </w:t>
-      </w:r>
-      <w:proofErr w:type="spellStart"/>
-      <w:r>
-        <w:t>rehte</w:t>
-      </w:r>
-      <w:proofErr w:type="spellEnd"/>
-      <w:r>
-        <w:t xml:space="preserve"> hain, aur </w:t>
-      </w:r>
-      <w:proofErr w:type="spellStart"/>
-      <w:r>
-        <w:t>unka</w:t>
-      </w:r>
-      <w:proofErr w:type="spellEnd"/>
-      <w:r>
-        <w:t xml:space="preserve"> </w:t>
-      </w:r>
-      <w:proofErr w:type="spellStart"/>
-      <w:r>
-        <w:t>sirf</w:t>
-      </w:r>
-      <w:proofErr w:type="spellEnd"/>
-      <w:r>
-        <w:t xml:space="preserve"> "Address" </w:t>
-      </w:r>
-      <w:proofErr w:type="spellStart"/>
-      <w:r>
-        <w:t>ya</w:t>
-      </w:r>
-      <w:proofErr w:type="spellEnd"/>
-      <w:r>
-        <w:t xml:space="preserve"> "</w:t>
-      </w:r>
-      <w:proofErr w:type="spellStart"/>
-      <w:r>
-        <w:t>Refernce</w:t>
-      </w:r>
-      <w:proofErr w:type="spellEnd"/>
-      <w:r>
-        <w:t xml:space="preserve">" Variable Environment wale variables </w:t>
-      </w:r>
-      <w:proofErr w:type="spellStart"/>
-      <w:r>
-        <w:t>mein</w:t>
-      </w:r>
-      <w:proofErr w:type="spellEnd"/>
-      <w:r>
-        <w:t xml:space="preserve"> store </w:t>
-      </w:r>
-      <w:proofErr w:type="spellStart"/>
-      <w:r>
-        <w:t>hota</w:t>
-      </w:r>
-      <w:proofErr w:type="spellEnd"/>
-      <w:r>
-        <w:t xml:space="preserve"> </w:t>
-      </w:r>
-      <w:proofErr w:type="spellStart"/>
-      <w:r>
-        <w:t>hai</w:t>
-      </w:r>
-      <w:proofErr w:type="spellEnd"/>
-      <w:r>
-        <w:t>.</w:t>
+        <w:t xml:space="preserve"> mein rehte hain, aur unka sirf "Address" ya "Refernce" Variable Environment wale variables mein store hota hai.</w:t>
       </w:r>
     </w:p>
     <w:p>
@@ -2213,63 +792,7 @@
         </w:numPr>
       </w:pPr>
       <w:r>
-        <w:t xml:space="preserve">JS </w:t>
-      </w:r>
-      <w:proofErr w:type="spellStart"/>
-      <w:r>
-        <w:t>mein</w:t>
-      </w:r>
-      <w:proofErr w:type="spellEnd"/>
-      <w:r>
-        <w:t xml:space="preserve"> memory management automatic </w:t>
-      </w:r>
-      <w:proofErr w:type="spellStart"/>
-      <w:r>
-        <w:t>hai</w:t>
-      </w:r>
-      <w:proofErr w:type="spellEnd"/>
-      <w:r>
-        <w:t xml:space="preserve"> </w:t>
-      </w:r>
-      <w:proofErr w:type="spellStart"/>
-      <w:r>
-        <w:t>lekin</w:t>
-      </w:r>
-      <w:proofErr w:type="spellEnd"/>
-      <w:r>
-        <w:t xml:space="preserve"> programmer ko </w:t>
-      </w:r>
-      <w:proofErr w:type="spellStart"/>
-      <w:r>
-        <w:t>dhyan</w:t>
-      </w:r>
-      <w:proofErr w:type="spellEnd"/>
-      <w:r>
-        <w:t xml:space="preserve"> </w:t>
-      </w:r>
-      <w:proofErr w:type="spellStart"/>
-      <w:r>
-        <w:t>rakhna</w:t>
-      </w:r>
-      <w:proofErr w:type="spellEnd"/>
-      <w:r>
-        <w:t xml:space="preserve"> </w:t>
-      </w:r>
-      <w:proofErr w:type="spellStart"/>
-      <w:r>
-        <w:t>padta</w:t>
-      </w:r>
-      <w:proofErr w:type="spellEnd"/>
-      <w:r>
-        <w:t xml:space="preserve"> </w:t>
-      </w:r>
-      <w:proofErr w:type="spellStart"/>
-      <w:r>
-        <w:t>hai</w:t>
-      </w:r>
-      <w:proofErr w:type="spellEnd"/>
-      <w:r>
-        <w:t>.</w:t>
+        <w:t>JS mein memory management automatic hai lekin programmer ko dhyan rakhna padta hai.</w:t>
       </w:r>
     </w:p>
     <w:p>
@@ -2287,23 +810,7 @@
         <w:t>Call Stack</w:t>
       </w:r>
       <w:r>
-        <w:t xml:space="preserve"> functions ka order aur order of execution manage </w:t>
-      </w:r>
-      <w:proofErr w:type="spellStart"/>
-      <w:r>
-        <w:t>karta</w:t>
-      </w:r>
-      <w:proofErr w:type="spellEnd"/>
-      <w:r>
-        <w:t xml:space="preserve"> </w:t>
-      </w:r>
-      <w:proofErr w:type="spellStart"/>
-      <w:r>
-        <w:t>hai</w:t>
-      </w:r>
-      <w:proofErr w:type="spellEnd"/>
-      <w:r>
-        <w:t>.</w:t>
+        <w:t xml:space="preserve"> functions ka order aur order of execution manage karta hai.</w:t>
       </w:r>
     </w:p>
     <w:p>
@@ -2321,23 +828,7 @@
         <w:t>Heap</w:t>
       </w:r>
       <w:r>
-        <w:t xml:space="preserve"> objects aur functions ka </w:t>
-      </w:r>
-      <w:proofErr w:type="spellStart"/>
-      <w:r>
-        <w:t>bada</w:t>
-      </w:r>
-      <w:proofErr w:type="spellEnd"/>
-      <w:r>
-        <w:t xml:space="preserve"> storage </w:t>
-      </w:r>
-      <w:proofErr w:type="spellStart"/>
-      <w:r>
-        <w:t>hai</w:t>
-      </w:r>
-      <w:proofErr w:type="spellEnd"/>
-      <w:r>
-        <w:t>.</w:t>
+        <w:t xml:space="preserve"> objects aur functions ka bada storage hai.</w:t>
       </w:r>
     </w:p>
     <w:p>
@@ -2348,15 +839,7 @@
         </w:numPr>
       </w:pPr>
       <w:r>
-        <w:t xml:space="preserve">Program </w:t>
-      </w:r>
-      <w:proofErr w:type="spellStart"/>
-      <w:r>
-        <w:t>chalte</w:t>
-      </w:r>
-      <w:proofErr w:type="spellEnd"/>
-      <w:r>
-        <w:t xml:space="preserve"> hi </w:t>
+        <w:t xml:space="preserve">Program chalte hi </w:t>
       </w:r>
       <w:r>
         <w:rPr>
@@ -2366,23 +849,7 @@
         <w:t>Global Execution Context</w:t>
       </w:r>
       <w:r>
-        <w:t xml:space="preserve"> </w:t>
-      </w:r>
-      <w:proofErr w:type="spellStart"/>
-      <w:r>
-        <w:t>banta</w:t>
-      </w:r>
-      <w:proofErr w:type="spellEnd"/>
-      <w:r>
-        <w:t xml:space="preserve"> </w:t>
-      </w:r>
-      <w:proofErr w:type="spellStart"/>
-      <w:r>
-        <w:t>hai</w:t>
-      </w:r>
-      <w:proofErr w:type="spellEnd"/>
-      <w:r>
-        <w:t>.</w:t>
+        <w:t xml:space="preserve"> banta hai.</w:t>
       </w:r>
     </w:p>
     <w:p>
@@ -2393,103 +860,7 @@
         </w:numPr>
       </w:pPr>
       <w:r>
-        <w:t xml:space="preserve">Primitive values Stack </w:t>
-      </w:r>
-      <w:proofErr w:type="spellStart"/>
-      <w:r>
-        <w:t>mein</w:t>
-      </w:r>
-      <w:proofErr w:type="spellEnd"/>
-      <w:r>
-        <w:t xml:space="preserve"> (Variable Environment </w:t>
-      </w:r>
-      <w:proofErr w:type="spellStart"/>
-      <w:r>
-        <w:t>ke</w:t>
-      </w:r>
-      <w:proofErr w:type="spellEnd"/>
-      <w:r>
-        <w:t xml:space="preserve"> </w:t>
-      </w:r>
-      <w:proofErr w:type="spellStart"/>
-      <w:r>
-        <w:t>andar</w:t>
-      </w:r>
-      <w:proofErr w:type="spellEnd"/>
-      <w:r>
-        <w:t xml:space="preserve">) </w:t>
-      </w:r>
-      <w:proofErr w:type="spellStart"/>
-      <w:r>
-        <w:t>rehti</w:t>
-      </w:r>
-      <w:proofErr w:type="spellEnd"/>
-      <w:r>
-        <w:t xml:space="preserve"> hain, </w:t>
-      </w:r>
-      <w:proofErr w:type="spellStart"/>
-      <w:r>
-        <w:t>jabki</w:t>
-      </w:r>
-      <w:proofErr w:type="spellEnd"/>
-      <w:r>
-        <w:t xml:space="preserve"> Objects Heap </w:t>
-      </w:r>
-      <w:proofErr w:type="spellStart"/>
-      <w:r>
-        <w:t>mein</w:t>
-      </w:r>
-      <w:proofErr w:type="spellEnd"/>
-      <w:r>
-        <w:t xml:space="preserve"> </w:t>
-      </w:r>
-      <w:proofErr w:type="spellStart"/>
-      <w:r>
-        <w:t>rehte</w:t>
-      </w:r>
-      <w:proofErr w:type="spellEnd"/>
-      <w:r>
-        <w:t xml:space="preserve"> hain aur Stack </w:t>
-      </w:r>
-      <w:proofErr w:type="spellStart"/>
-      <w:r>
-        <w:t>mein</w:t>
-      </w:r>
-      <w:proofErr w:type="spellEnd"/>
-      <w:r>
-        <w:t xml:space="preserve"> </w:t>
-      </w:r>
-      <w:proofErr w:type="spellStart"/>
-      <w:r>
-        <w:t>unka</w:t>
-      </w:r>
-      <w:proofErr w:type="spellEnd"/>
-      <w:r>
-        <w:t xml:space="preserve"> </w:t>
-      </w:r>
-      <w:proofErr w:type="spellStart"/>
-      <w:r>
-        <w:t>sirf</w:t>
-      </w:r>
-      <w:proofErr w:type="spellEnd"/>
-      <w:r>
-        <w:t xml:space="preserve"> pointer </w:t>
-      </w:r>
-      <w:proofErr w:type="spellStart"/>
-      <w:r>
-        <w:t>hota</w:t>
-      </w:r>
-      <w:proofErr w:type="spellEnd"/>
-      <w:r>
-        <w:t xml:space="preserve"> </w:t>
-      </w:r>
-      <w:proofErr w:type="spellStart"/>
-      <w:r>
-        <w:t>hai</w:t>
-      </w:r>
-      <w:proofErr w:type="spellEnd"/>
-      <w:r>
-        <w:t>.</w:t>
+        <w:t>Primitive values Stack mein (Variable Environment ke andar) rehti hain, jabki Objects Heap mein rehte hain aur Stack mein unka sirf pointer hota hai.</w:t>
       </w:r>
     </w:p>
     <w:p>
@@ -2557,55 +928,7 @@
     </w:p>
     <w:p>
       <w:r>
-        <w:t xml:space="preserve">Video </w:t>
-      </w:r>
-      <w:proofErr w:type="spellStart"/>
-      <w:r>
-        <w:t>mein</w:t>
-      </w:r>
-      <w:proofErr w:type="spellEnd"/>
-      <w:r>
-        <w:t xml:space="preserve"> </w:t>
-      </w:r>
-      <w:proofErr w:type="spellStart"/>
-      <w:r>
-        <w:t>samjhaya</w:t>
-      </w:r>
-      <w:proofErr w:type="spellEnd"/>
-      <w:r>
-        <w:t xml:space="preserve"> </w:t>
-      </w:r>
-      <w:proofErr w:type="spellStart"/>
-      <w:r>
-        <w:t>gaya</w:t>
-      </w:r>
-      <w:proofErr w:type="spellEnd"/>
-      <w:r>
-        <w:t xml:space="preserve"> </w:t>
-      </w:r>
-      <w:proofErr w:type="spellStart"/>
-      <w:r>
-        <w:t>hai</w:t>
-      </w:r>
-      <w:proofErr w:type="spellEnd"/>
-      <w:r>
-        <w:t xml:space="preserve"> ki Execution Context </w:t>
-      </w:r>
-      <w:proofErr w:type="spellStart"/>
-      <w:r>
-        <w:t>ke</w:t>
-      </w:r>
-      <w:proofErr w:type="spellEnd"/>
-      <w:r>
-        <w:t xml:space="preserve"> </w:t>
-      </w:r>
-      <w:proofErr w:type="spellStart"/>
-      <w:r>
-        <w:t>andar</w:t>
-      </w:r>
-      <w:proofErr w:type="spellEnd"/>
-      <w:r>
-        <w:t xml:space="preserve"> jo </w:t>
+        <w:t xml:space="preserve">Video mein samjhaya gaya hai ki Execution Context ke andar jo </w:t>
       </w:r>
       <w:r>
         <w:rPr>
@@ -2615,39 +938,7 @@
         <w:t>Lexical Environment</w:t>
       </w:r>
       <w:r>
-        <w:t xml:space="preserve"> </w:t>
-      </w:r>
-      <w:proofErr w:type="spellStart"/>
-      <w:r>
-        <w:t>hota</w:t>
-      </w:r>
-      <w:proofErr w:type="spellEnd"/>
-      <w:r>
-        <w:t xml:space="preserve"> </w:t>
-      </w:r>
-      <w:proofErr w:type="spellStart"/>
-      <w:r>
-        <w:t>hai</w:t>
-      </w:r>
-      <w:proofErr w:type="spellEnd"/>
-      <w:r>
-        <w:t xml:space="preserve">, </w:t>
-      </w:r>
-      <w:proofErr w:type="spellStart"/>
-      <w:r>
-        <w:t>uske</w:t>
-      </w:r>
-      <w:proofErr w:type="spellEnd"/>
-      <w:r>
-        <w:t xml:space="preserve"> do main parts </w:t>
-      </w:r>
-      <w:proofErr w:type="spellStart"/>
-      <w:r>
-        <w:t>hote</w:t>
-      </w:r>
-      <w:proofErr w:type="spellEnd"/>
-      <w:r>
-        <w:t xml:space="preserve"> hain:</w:t>
+        <w:t xml:space="preserve"> hota hai, uske do main parts hote hain:</w:t>
       </w:r>
     </w:p>
     <w:p>
@@ -2665,23 +956,7 @@
         <w:t>Variable Environment:</w:t>
       </w:r>
       <w:r>
-        <w:t xml:space="preserve"> Yahan </w:t>
-      </w:r>
-      <w:proofErr w:type="spellStart"/>
-      <w:r>
-        <w:t>saare</w:t>
-      </w:r>
-      <w:proofErr w:type="spellEnd"/>
-      <w:r>
-        <w:t xml:space="preserve"> variables aur functions store </w:t>
-      </w:r>
-      <w:proofErr w:type="spellStart"/>
-      <w:r>
-        <w:t>hote</w:t>
-      </w:r>
-      <w:proofErr w:type="spellEnd"/>
-      <w:r>
-        <w:t xml:space="preserve"> hain.</w:t>
+        <w:t xml:space="preserve"> Yahan saare variables aur functions store hote hain.</w:t>
       </w:r>
     </w:p>
     <w:p>
@@ -2699,63 +974,7 @@
         <w:t>Reference to Outer Environment:</w:t>
       </w:r>
       <w:r>
-        <w:t xml:space="preserve"> Ye wo "link" </w:t>
-      </w:r>
-      <w:proofErr w:type="spellStart"/>
-      <w:r>
-        <w:t>hai</w:t>
-      </w:r>
-      <w:proofErr w:type="spellEnd"/>
-      <w:r>
-        <w:t xml:space="preserve"> jo functions ko </w:t>
-      </w:r>
-      <w:proofErr w:type="spellStart"/>
-      <w:r>
-        <w:t>apne</w:t>
-      </w:r>
-      <w:proofErr w:type="spellEnd"/>
-      <w:r>
-        <w:t xml:space="preserve"> </w:t>
-      </w:r>
-      <w:proofErr w:type="spellStart"/>
-      <w:r>
-        <w:t>baap</w:t>
-      </w:r>
-      <w:proofErr w:type="spellEnd"/>
-      <w:r>
-        <w:t xml:space="preserve"> (parent scope) </w:t>
-      </w:r>
-      <w:proofErr w:type="spellStart"/>
-      <w:r>
-        <w:t>ke</w:t>
-      </w:r>
-      <w:proofErr w:type="spellEnd"/>
-      <w:r>
-        <w:t xml:space="preserve"> variables access </w:t>
-      </w:r>
-      <w:proofErr w:type="spellStart"/>
-      <w:r>
-        <w:t>karne</w:t>
-      </w:r>
-      <w:proofErr w:type="spellEnd"/>
-      <w:r>
-        <w:t xml:space="preserve"> </w:t>
-      </w:r>
-      <w:proofErr w:type="spellStart"/>
-      <w:r>
-        <w:t>deta</w:t>
-      </w:r>
-      <w:proofErr w:type="spellEnd"/>
-      <w:r>
-        <w:t xml:space="preserve"> </w:t>
-      </w:r>
-      <w:proofErr w:type="spellStart"/>
-      <w:r>
-        <w:t>hai</w:t>
-      </w:r>
-      <w:proofErr w:type="spellEnd"/>
-      <w:r>
-        <w:t>.</w:t>
+        <w:t xml:space="preserve"> Ye wo "link" hai jo functions ko apne baap (parent scope) ke variables access karne deta hai.</w:t>
       </w:r>
     </w:p>
     <w:p>
@@ -2775,100 +994,12 @@
           <w:b/>
           <w:bCs/>
         </w:rPr>
-        <w:t xml:space="preserve">2. JavaScript Code Execution </w:t>
-      </w:r>
-      <w:proofErr w:type="spellStart"/>
-      <w:r>
-        <w:rPr>
-          <w:b/>
-          <w:bCs/>
-        </w:rPr>
-        <w:t>ke</w:t>
-      </w:r>
-      <w:proofErr w:type="spellEnd"/>
-      <w:r>
-        <w:rPr>
-          <w:b/>
-          <w:bCs/>
-        </w:rPr>
-        <w:t xml:space="preserve"> Do Phases</w:t>
-      </w:r>
-    </w:p>
-    <w:p>
-      <w:r>
-        <w:t xml:space="preserve">Akshay ne </w:t>
-      </w:r>
-      <w:proofErr w:type="spellStart"/>
-      <w:r>
-        <w:t>bohot</w:t>
-      </w:r>
-      <w:proofErr w:type="spellEnd"/>
-      <w:r>
-        <w:t xml:space="preserve"> </w:t>
-      </w:r>
-      <w:proofErr w:type="spellStart"/>
-      <w:r>
-        <w:t>zor</w:t>
-      </w:r>
-      <w:proofErr w:type="spellEnd"/>
-      <w:r>
-        <w:t xml:space="preserve"> </w:t>
-      </w:r>
-      <w:proofErr w:type="spellStart"/>
-      <w:r>
-        <w:t>dekar</w:t>
-      </w:r>
-      <w:proofErr w:type="spellEnd"/>
-      <w:r>
-        <w:t xml:space="preserve"> </w:t>
-      </w:r>
-      <w:proofErr w:type="spellStart"/>
-      <w:r>
-        <w:t>samjhaya</w:t>
-      </w:r>
-      <w:proofErr w:type="spellEnd"/>
-      <w:r>
-        <w:t xml:space="preserve"> </w:t>
-      </w:r>
-      <w:proofErr w:type="spellStart"/>
-      <w:r>
-        <w:t>hai</w:t>
-      </w:r>
-      <w:proofErr w:type="spellEnd"/>
-      <w:r>
-        <w:t xml:space="preserve"> ki JS engine code ko ek </w:t>
-      </w:r>
-      <w:proofErr w:type="spellStart"/>
-      <w:r>
-        <w:t>baar</w:t>
-      </w:r>
-      <w:proofErr w:type="spellEnd"/>
-      <w:r>
-        <w:t xml:space="preserve"> </w:t>
-      </w:r>
-      <w:proofErr w:type="spellStart"/>
-      <w:r>
-        <w:t>mein</w:t>
-      </w:r>
-      <w:proofErr w:type="spellEnd"/>
-      <w:r>
-        <w:t xml:space="preserve"> </w:t>
-      </w:r>
-      <w:proofErr w:type="spellStart"/>
-      <w:r>
-        <w:t>nahi</w:t>
-      </w:r>
-      <w:proofErr w:type="spellEnd"/>
-      <w:r>
-        <w:t xml:space="preserve">, </w:t>
-      </w:r>
-      <w:proofErr w:type="spellStart"/>
-      <w:r>
-        <w:t>balki</w:t>
-      </w:r>
-      <w:proofErr w:type="spellEnd"/>
-      <w:r>
-        <w:t xml:space="preserve"> </w:t>
+        <w:t>2. JavaScript Code Execution ke Do Phases</w:t>
+      </w:r>
+    </w:p>
+    <w:p>
+      <w:r>
+        <w:t xml:space="preserve">Akshay ne bohot zor dekar samjhaya hai ki JS engine code ko ek baar mein nahi, balki </w:t>
       </w:r>
       <w:r>
         <w:rPr>
@@ -2878,31 +1009,7 @@
         <w:t>do phases</w:t>
       </w:r>
       <w:r>
-        <w:t xml:space="preserve"> </w:t>
-      </w:r>
-      <w:proofErr w:type="spellStart"/>
-      <w:r>
-        <w:t>mein</w:t>
-      </w:r>
-      <w:proofErr w:type="spellEnd"/>
-      <w:r>
-        <w:t xml:space="preserve"> </w:t>
-      </w:r>
-      <w:proofErr w:type="spellStart"/>
-      <w:r>
-        <w:t>chalata</w:t>
-      </w:r>
-      <w:proofErr w:type="spellEnd"/>
-      <w:r>
-        <w:t xml:space="preserve"> </w:t>
-      </w:r>
-      <w:proofErr w:type="spellStart"/>
-      <w:r>
-        <w:t>hai</w:t>
-      </w:r>
-      <w:proofErr w:type="spellEnd"/>
-      <w:r>
-        <w:t>:</w:t>
+        <w:t xml:space="preserve"> mein chalata hai:</w:t>
       </w:r>
     </w:p>
     <w:p>
@@ -2928,47 +1035,7 @@
         </w:numPr>
       </w:pPr>
       <w:r>
-        <w:t xml:space="preserve">JS engine </w:t>
-      </w:r>
-      <w:proofErr w:type="spellStart"/>
-      <w:r>
-        <w:t>poore</w:t>
-      </w:r>
-      <w:proofErr w:type="spellEnd"/>
-      <w:r>
-        <w:t xml:space="preserve"> code ko </w:t>
-      </w:r>
-      <w:proofErr w:type="spellStart"/>
-      <w:r>
-        <w:t>upar</w:t>
-      </w:r>
-      <w:proofErr w:type="spellEnd"/>
-      <w:r>
-        <w:t xml:space="preserve"> se niche </w:t>
-      </w:r>
-      <w:proofErr w:type="spellStart"/>
-      <w:r>
-        <w:t>tak</w:t>
-      </w:r>
-      <w:proofErr w:type="spellEnd"/>
-      <w:r>
-        <w:t xml:space="preserve"> scan </w:t>
-      </w:r>
-      <w:proofErr w:type="spellStart"/>
-      <w:r>
-        <w:t>karta</w:t>
-      </w:r>
-      <w:proofErr w:type="spellEnd"/>
-      <w:r>
-        <w:t xml:space="preserve"> </w:t>
-      </w:r>
-      <w:proofErr w:type="spellStart"/>
-      <w:r>
-        <w:t>hai</w:t>
-      </w:r>
-      <w:proofErr w:type="spellEnd"/>
-      <w:r>
-        <w:t>.</w:t>
+        <w:t>JS engine poore code ko upar se niche tak scan karta hai.</w:t>
       </w:r>
     </w:p>
     <w:p>
@@ -2979,71 +1046,7 @@
         </w:numPr>
       </w:pPr>
       <w:r>
-        <w:t>Variables (</w:t>
-      </w:r>
-      <w:proofErr w:type="spellStart"/>
-      <w:r>
-        <w:t>jaise</w:t>
-      </w:r>
-      <w:proofErr w:type="spellEnd"/>
-      <w:r>
-        <w:t xml:space="preserve"> var a) </w:t>
-      </w:r>
-      <w:proofErr w:type="spellStart"/>
-      <w:r>
-        <w:t>ke</w:t>
-      </w:r>
-      <w:proofErr w:type="spellEnd"/>
-      <w:r>
-        <w:t xml:space="preserve"> </w:t>
-      </w:r>
-      <w:proofErr w:type="spellStart"/>
-      <w:r>
-        <w:t>liye</w:t>
-      </w:r>
-      <w:proofErr w:type="spellEnd"/>
-      <w:r>
-        <w:t xml:space="preserve"> memory allocate </w:t>
-      </w:r>
-      <w:proofErr w:type="spellStart"/>
-      <w:r>
-        <w:t>karta</w:t>
-      </w:r>
-      <w:proofErr w:type="spellEnd"/>
-      <w:r>
-        <w:t xml:space="preserve"> </w:t>
-      </w:r>
-      <w:proofErr w:type="spellStart"/>
-      <w:r>
-        <w:t>hai</w:t>
-      </w:r>
-      <w:proofErr w:type="spellEnd"/>
-      <w:r>
-        <w:t xml:space="preserve"> aur </w:t>
-      </w:r>
-      <w:proofErr w:type="spellStart"/>
-      <w:r>
-        <w:t>unhe</w:t>
-      </w:r>
-      <w:proofErr w:type="spellEnd"/>
-      <w:r>
-        <w:t xml:space="preserve"> ek special value </w:t>
-      </w:r>
-      <w:proofErr w:type="spellStart"/>
-      <w:r>
-        <w:t>deta</w:t>
-      </w:r>
-      <w:proofErr w:type="spellEnd"/>
-      <w:r>
-        <w:t xml:space="preserve"> </w:t>
-      </w:r>
-      <w:proofErr w:type="spellStart"/>
-      <w:r>
-        <w:t>hai</w:t>
-      </w:r>
-      <w:proofErr w:type="spellEnd"/>
-      <w:r>
-        <w:t xml:space="preserve">: </w:t>
+        <w:t xml:space="preserve">Variables (jaise var a) ke liye memory allocate karta hai aur unhe ek special value deta hai: </w:t>
       </w:r>
       <w:r>
         <w:rPr>
@@ -3065,79 +1068,7 @@
       </w:pPr>
       <w:r>
         <w:lastRenderedPageBreak/>
-        <w:t xml:space="preserve">Functions </w:t>
-      </w:r>
-      <w:proofErr w:type="spellStart"/>
-      <w:r>
-        <w:t>ke</w:t>
-      </w:r>
-      <w:proofErr w:type="spellEnd"/>
-      <w:r>
-        <w:t xml:space="preserve"> </w:t>
-      </w:r>
-      <w:proofErr w:type="spellStart"/>
-      <w:r>
-        <w:t>liye</w:t>
-      </w:r>
-      <w:proofErr w:type="spellEnd"/>
-      <w:r>
-        <w:t xml:space="preserve"> wo </w:t>
-      </w:r>
-      <w:proofErr w:type="spellStart"/>
-      <w:r>
-        <w:t>poora</w:t>
-      </w:r>
-      <w:proofErr w:type="spellEnd"/>
-      <w:r>
-        <w:t xml:space="preserve"> ka </w:t>
-      </w:r>
-      <w:proofErr w:type="spellStart"/>
-      <w:r>
-        <w:t>poora</w:t>
-      </w:r>
-      <w:proofErr w:type="spellEnd"/>
-      <w:r>
-        <w:t xml:space="preserve"> function block </w:t>
-      </w:r>
-      <w:proofErr w:type="spellStart"/>
-      <w:r>
-        <w:t>uthakar</w:t>
-      </w:r>
-      <w:proofErr w:type="spellEnd"/>
-      <w:r>
-        <w:t xml:space="preserve"> memory </w:t>
-      </w:r>
-      <w:proofErr w:type="spellStart"/>
-      <w:r>
-        <w:t>mein</w:t>
-      </w:r>
-      <w:proofErr w:type="spellEnd"/>
-      <w:r>
-        <w:t xml:space="preserve"> </w:t>
-      </w:r>
-      <w:proofErr w:type="spellStart"/>
-      <w:r>
-        <w:t>rakh</w:t>
-      </w:r>
-      <w:proofErr w:type="spellEnd"/>
-      <w:r>
-        <w:t xml:space="preserve"> </w:t>
-      </w:r>
-      <w:proofErr w:type="spellStart"/>
-      <w:r>
-        <w:t>deta</w:t>
-      </w:r>
-      <w:proofErr w:type="spellEnd"/>
-      <w:r>
-        <w:t xml:space="preserve"> </w:t>
-      </w:r>
-      <w:proofErr w:type="spellStart"/>
-      <w:r>
-        <w:t>hai</w:t>
-      </w:r>
-      <w:proofErr w:type="spellEnd"/>
-      <w:r>
-        <w:t>.</w:t>
+        <w:t>Functions ke liye wo poora ka poora function block uthakar memory mein rakh deta hai.</w:t>
       </w:r>
     </w:p>
     <w:p>
@@ -3155,55 +1086,7 @@
         <w:t>Important:</w:t>
       </w:r>
       <w:r>
-        <w:t xml:space="preserve"> Is phase </w:t>
-      </w:r>
-      <w:proofErr w:type="spellStart"/>
-      <w:r>
-        <w:t>mein</w:t>
-      </w:r>
-      <w:proofErr w:type="spellEnd"/>
-      <w:r>
-        <w:t xml:space="preserve"> code execute </w:t>
-      </w:r>
-      <w:proofErr w:type="spellStart"/>
-      <w:r>
-        <w:t>nahi</w:t>
-      </w:r>
-      <w:proofErr w:type="spellEnd"/>
-      <w:r>
-        <w:t xml:space="preserve"> </w:t>
-      </w:r>
-      <w:proofErr w:type="spellStart"/>
-      <w:r>
-        <w:t>hota</w:t>
-      </w:r>
-      <w:proofErr w:type="spellEnd"/>
-      <w:r>
-        <w:t xml:space="preserve">, </w:t>
-      </w:r>
-      <w:proofErr w:type="spellStart"/>
-      <w:r>
-        <w:t>sirf</w:t>
-      </w:r>
-      <w:proofErr w:type="spellEnd"/>
-      <w:r>
-        <w:t xml:space="preserve"> memory reserve </w:t>
-      </w:r>
-      <w:proofErr w:type="spellStart"/>
-      <w:r>
-        <w:t>hoti</w:t>
-      </w:r>
-      <w:proofErr w:type="spellEnd"/>
-      <w:r>
-        <w:t xml:space="preserve"> </w:t>
-      </w:r>
-      <w:proofErr w:type="spellStart"/>
-      <w:r>
-        <w:t>hai</w:t>
-      </w:r>
-      <w:proofErr w:type="spellEnd"/>
-      <w:r>
-        <w:t>.</w:t>
+        <w:t xml:space="preserve"> Is phase mein code execute nahi hota, sirf memory reserve hoti hai.</w:t>
       </w:r>
     </w:p>
     <w:p>
@@ -3229,47 +1112,7 @@
         </w:numPr>
       </w:pPr>
       <w:r>
-        <w:t xml:space="preserve">Ab engine </w:t>
-      </w:r>
-      <w:proofErr w:type="spellStart"/>
-      <w:r>
-        <w:t>dobara</w:t>
-      </w:r>
-      <w:proofErr w:type="spellEnd"/>
-      <w:r>
-        <w:t xml:space="preserve"> line-by-line </w:t>
-      </w:r>
-      <w:proofErr w:type="spellStart"/>
-      <w:r>
-        <w:t>chalta</w:t>
-      </w:r>
-      <w:proofErr w:type="spellEnd"/>
-      <w:r>
-        <w:t xml:space="preserve"> </w:t>
-      </w:r>
-      <w:proofErr w:type="spellStart"/>
-      <w:r>
-        <w:t>hai</w:t>
-      </w:r>
-      <w:proofErr w:type="spellEnd"/>
-      <w:r>
-        <w:t xml:space="preserve"> aur actual values assign </w:t>
-      </w:r>
-      <w:proofErr w:type="spellStart"/>
-      <w:r>
-        <w:t>karta</w:t>
-      </w:r>
-      <w:proofErr w:type="spellEnd"/>
-      <w:r>
-        <w:t xml:space="preserve"> </w:t>
-      </w:r>
-      <w:proofErr w:type="spellStart"/>
-      <w:r>
-        <w:t>hai</w:t>
-      </w:r>
-      <w:proofErr w:type="spellEnd"/>
-      <w:r>
-        <w:t>.</w:t>
+        <w:t>Ab engine dobara line-by-line chalta hai aur actual values assign karta hai.</w:t>
       </w:r>
     </w:p>
     <w:p>
@@ -3280,39 +1123,7 @@
         </w:numPr>
       </w:pPr>
       <w:r>
-        <w:t xml:space="preserve">Jo a </w:t>
-      </w:r>
-      <w:proofErr w:type="spellStart"/>
-      <w:r>
-        <w:t>pehle</w:t>
-      </w:r>
-      <w:proofErr w:type="spellEnd"/>
-      <w:r>
-        <w:t xml:space="preserve"> undefined </w:t>
-      </w:r>
-      <w:proofErr w:type="spellStart"/>
-      <w:r>
-        <w:t>tha</w:t>
-      </w:r>
-      <w:proofErr w:type="spellEnd"/>
-      <w:r>
-        <w:t xml:space="preserve">, ab wo 5 ban </w:t>
-      </w:r>
-      <w:proofErr w:type="spellStart"/>
-      <w:r>
-        <w:t>jata</w:t>
-      </w:r>
-      <w:proofErr w:type="spellEnd"/>
-      <w:r>
-        <w:t xml:space="preserve"> </w:t>
-      </w:r>
-      <w:proofErr w:type="spellStart"/>
-      <w:r>
-        <w:t>hai</w:t>
-      </w:r>
-      <w:proofErr w:type="spellEnd"/>
-      <w:r>
-        <w:t>.</w:t>
+        <w:t>Jo a pehle undefined tha, ab wo 5 ban jata hai.</w:t>
       </w:r>
     </w:p>
     <w:p>
@@ -3323,81 +1134,20 @@
         </w:numPr>
       </w:pPr>
       <w:r>
-        <w:t xml:space="preserve">Functions ko jab call </w:t>
-      </w:r>
-      <w:proofErr w:type="spellStart"/>
-      <w:r>
-        <w:t>kiya</w:t>
-      </w:r>
-      <w:proofErr w:type="spellEnd"/>
-      <w:r>
-        <w:t xml:space="preserve"> </w:t>
-      </w:r>
-      <w:proofErr w:type="spellStart"/>
-      <w:r>
-        <w:t>jata</w:t>
-      </w:r>
-      <w:proofErr w:type="spellEnd"/>
-      <w:r>
-        <w:t xml:space="preserve"> </w:t>
-      </w:r>
-      <w:proofErr w:type="spellStart"/>
-      <w:r>
-        <w:t>hai</w:t>
-      </w:r>
-      <w:proofErr w:type="spellEnd"/>
-      <w:r>
-        <w:t xml:space="preserve">, </w:t>
-      </w:r>
-      <w:proofErr w:type="spellStart"/>
-      <w:r>
-        <w:t>tabhi</w:t>
-      </w:r>
-      <w:proofErr w:type="spellEnd"/>
-      <w:r>
-        <w:t xml:space="preserve"> </w:t>
-      </w:r>
-      <w:proofErr w:type="spellStart"/>
-      <w:r>
-        <w:t>unka</w:t>
-      </w:r>
-      <w:proofErr w:type="spellEnd"/>
-      <w:r>
-        <w:t xml:space="preserve"> </w:t>
-      </w:r>
-      <w:proofErr w:type="spellStart"/>
-      <w:r>
-        <w:t>naya</w:t>
-      </w:r>
-      <w:proofErr w:type="spellEnd"/>
-      <w:r>
-        <w:t xml:space="preserve"> "Execution Context" </w:t>
-      </w:r>
-      <w:proofErr w:type="spellStart"/>
-      <w:r>
-        <w:t>banta</w:t>
-      </w:r>
-      <w:proofErr w:type="spellEnd"/>
-      <w:r>
-        <w:t xml:space="preserve"> </w:t>
-      </w:r>
-      <w:proofErr w:type="spellStart"/>
-      <w:r>
-        <w:t>hai</w:t>
-      </w:r>
-      <w:proofErr w:type="spellEnd"/>
-      <w:r>
-        <w:t>.</w:t>
-      </w:r>
-    </w:p>
-    <w:p>
-      <w:pPr>
-        <w:rPr>
-          <w:b/>
-          <w:bCs/>
-        </w:rPr>
-      </w:pPr>
-      <w:r>
+        <w:t>Functions ko jab call kiya jata hai, tabhi unka naya "Execution Context" banta hai.</w:t>
+      </w:r>
+    </w:p>
+    <w:p>
+      <w:pPr>
+        <w:rPr>
+          <w:b/>
+          <w:bCs/>
+        </w:rPr>
+      </w:pPr>
+      <w:r>
+        <w:rPr>
+          <w:noProof/>
+        </w:rPr>
         <w:drawing>
           <wp:inline distT="0" distB="0" distL="0" distR="0" wp14:anchorId="71AD5955" wp14:editId="772B710A">
             <wp:extent cx="5731510" cy="3429635"/>
@@ -3414,7 +1164,7 @@
                     <pic:cNvPicPr/>
                   </pic:nvPicPr>
                   <pic:blipFill>
-                    <a:blip r:embed="rId6"/>
+                    <a:blip r:embed="rId10"/>
                     <a:stretch>
                       <a:fillRect/>
                     </a:stretch>
@@ -3449,31 +1199,7 @@
     </w:p>
     <w:p>
       <w:r>
-        <w:t xml:space="preserve">Ye is video ka </w:t>
-      </w:r>
-      <w:proofErr w:type="spellStart"/>
-      <w:r>
-        <w:t>sabse</w:t>
-      </w:r>
-      <w:proofErr w:type="spellEnd"/>
-      <w:r>
-        <w:t xml:space="preserve"> technical part </w:t>
-      </w:r>
-      <w:proofErr w:type="spellStart"/>
-      <w:r>
-        <w:t>hai</w:t>
-      </w:r>
-      <w:proofErr w:type="spellEnd"/>
-      <w:r>
-        <w:t xml:space="preserve">. Akshay ne </w:t>
-      </w:r>
-      <w:proofErr w:type="spellStart"/>
-      <w:r>
-        <w:t>bataya</w:t>
-      </w:r>
-      <w:proofErr w:type="spellEnd"/>
-      <w:r>
-        <w:t xml:space="preserve"> ki:</w:t>
+        <w:t>Ye is video ka sabse technical part hai. Akshay ne bataya ki:</w:t>
       </w:r>
     </w:p>
     <w:p>
@@ -3484,63 +1210,7 @@
         </w:numPr>
       </w:pPr>
       <w:r>
-        <w:t>Jab ek function (</w:t>
-      </w:r>
-      <w:proofErr w:type="spellStart"/>
-      <w:r>
-        <w:t>maano</w:t>
-      </w:r>
-      <w:proofErr w:type="spellEnd"/>
-      <w:r>
-        <w:t xml:space="preserve"> F1) </w:t>
-      </w:r>
-      <w:proofErr w:type="spellStart"/>
-      <w:r>
-        <w:t>ke</w:t>
-      </w:r>
-      <w:proofErr w:type="spellEnd"/>
-      <w:r>
-        <w:t xml:space="preserve"> </w:t>
-      </w:r>
-      <w:proofErr w:type="spellStart"/>
-      <w:r>
-        <w:t>andar</w:t>
-      </w:r>
-      <w:proofErr w:type="spellEnd"/>
-      <w:r>
-        <w:t xml:space="preserve"> koi variable </w:t>
-      </w:r>
-      <w:proofErr w:type="spellStart"/>
-      <w:r>
-        <w:t>nahi</w:t>
-      </w:r>
-      <w:proofErr w:type="spellEnd"/>
-      <w:r>
-        <w:t xml:space="preserve"> </w:t>
-      </w:r>
-      <w:proofErr w:type="spellStart"/>
-      <w:r>
-        <w:t>milta</w:t>
-      </w:r>
-      <w:proofErr w:type="spellEnd"/>
-      <w:r>
-        <w:t xml:space="preserve">, </w:t>
-      </w:r>
-      <w:proofErr w:type="spellStart"/>
-      <w:r>
-        <w:t>toh</w:t>
-      </w:r>
-      <w:proofErr w:type="spellEnd"/>
-      <w:r>
-        <w:t xml:space="preserve"> wo </w:t>
-      </w:r>
-      <w:proofErr w:type="spellStart"/>
-      <w:r>
-        <w:t>apne</w:t>
-      </w:r>
-      <w:proofErr w:type="spellEnd"/>
-      <w:r>
-        <w:t xml:space="preserve"> </w:t>
+        <w:t xml:space="preserve">Jab ek function (maano F1) ke andar koi variable nahi milta, toh wo apne </w:t>
       </w:r>
       <w:r>
         <w:rPr>
@@ -3550,39 +1220,7 @@
         <w:t>Reference to Outer Environment</w:t>
       </w:r>
       <w:r>
-        <w:t xml:space="preserve"> ka use </w:t>
-      </w:r>
-      <w:proofErr w:type="spellStart"/>
-      <w:r>
-        <w:t>karke</w:t>
-      </w:r>
-      <w:proofErr w:type="spellEnd"/>
-      <w:r>
-        <w:t xml:space="preserve"> Global scope </w:t>
-      </w:r>
-      <w:proofErr w:type="spellStart"/>
-      <w:r>
-        <w:t>mein</w:t>
-      </w:r>
-      <w:proofErr w:type="spellEnd"/>
-      <w:r>
-        <w:t xml:space="preserve"> </w:t>
-      </w:r>
-      <w:proofErr w:type="spellStart"/>
-      <w:r>
-        <w:t>jaata</w:t>
-      </w:r>
-      <w:proofErr w:type="spellEnd"/>
-      <w:r>
-        <w:t xml:space="preserve"> </w:t>
-      </w:r>
-      <w:proofErr w:type="spellStart"/>
-      <w:r>
-        <w:t>hai</w:t>
-      </w:r>
-      <w:proofErr w:type="spellEnd"/>
-      <w:r>
-        <w:t>.</w:t>
+        <w:t xml:space="preserve"> ka use karke Global scope mein jaata hai.</w:t>
       </w:r>
     </w:p>
     <w:p>
@@ -3593,31 +1231,7 @@
         </w:numPr>
       </w:pPr>
       <w:r>
-        <w:t xml:space="preserve">Ye jo "rasta" </w:t>
-      </w:r>
-      <w:proofErr w:type="spellStart"/>
-      <w:r>
-        <w:t>hai</w:t>
-      </w:r>
-      <w:proofErr w:type="spellEnd"/>
-      <w:r>
-        <w:t xml:space="preserve">, </w:t>
-      </w:r>
-      <w:proofErr w:type="spellStart"/>
-      <w:r>
-        <w:t>ise</w:t>
-      </w:r>
-      <w:proofErr w:type="spellEnd"/>
-      <w:r>
-        <w:t xml:space="preserve"> computer science ki bhasha </w:t>
-      </w:r>
-      <w:proofErr w:type="spellStart"/>
-      <w:r>
-        <w:t>mein</w:t>
-      </w:r>
-      <w:proofErr w:type="spellEnd"/>
-      <w:r>
-        <w:t xml:space="preserve"> </w:t>
+        <w:t xml:space="preserve">Ye jo "rasta" hai, ise computer science ki bhasha mein </w:t>
       </w:r>
       <w:r>
         <w:rPr>
@@ -3627,15 +1241,7 @@
         <w:t>Singly Linked List</w:t>
       </w:r>
       <w:r>
-        <w:t xml:space="preserve"> data structure </w:t>
-      </w:r>
-      <w:proofErr w:type="spellStart"/>
-      <w:r>
-        <w:t>kehte</w:t>
-      </w:r>
-      <w:proofErr w:type="spellEnd"/>
-      <w:r>
-        <w:t xml:space="preserve"> hain.</w:t>
+        <w:t xml:space="preserve"> data structure kehte hain.</w:t>
       </w:r>
     </w:p>
     <w:p>
@@ -3653,97 +1259,20 @@
         <w:t>Interview Question:</w:t>
       </w:r>
       <w:r>
-        <w:t xml:space="preserve"> Interviewer pooch </w:t>
-      </w:r>
-      <w:proofErr w:type="spellStart"/>
-      <w:r>
-        <w:t>sakta</w:t>
-      </w:r>
-      <w:proofErr w:type="spellEnd"/>
-      <w:r>
-        <w:t xml:space="preserve"> </w:t>
-      </w:r>
-      <w:proofErr w:type="spellStart"/>
-      <w:r>
-        <w:t>hai</w:t>
-      </w:r>
-      <w:proofErr w:type="spellEnd"/>
-      <w:r>
-        <w:t xml:space="preserve"> ki Lexical Environment </w:t>
-      </w:r>
-      <w:proofErr w:type="spellStart"/>
-      <w:r>
-        <w:t>kaise</w:t>
-      </w:r>
-      <w:proofErr w:type="spellEnd"/>
-      <w:r>
-        <w:t xml:space="preserve"> implement </w:t>
-      </w:r>
-      <w:proofErr w:type="spellStart"/>
-      <w:r>
-        <w:t>hota</w:t>
-      </w:r>
-      <w:proofErr w:type="spellEnd"/>
-      <w:r>
-        <w:t xml:space="preserve"> </w:t>
-      </w:r>
-      <w:proofErr w:type="spellStart"/>
-      <w:r>
-        <w:t>hai</w:t>
-      </w:r>
-      <w:proofErr w:type="spellEnd"/>
-      <w:r>
-        <w:t xml:space="preserve">? </w:t>
-      </w:r>
-      <w:proofErr w:type="spellStart"/>
-      <w:r>
-        <w:t>Aap</w:t>
-      </w:r>
-      <w:proofErr w:type="spellEnd"/>
-      <w:r>
-        <w:t xml:space="preserve"> </w:t>
-      </w:r>
-      <w:proofErr w:type="spellStart"/>
-      <w:r>
-        <w:t>bol</w:t>
-      </w:r>
-      <w:proofErr w:type="spellEnd"/>
-      <w:r>
-        <w:t xml:space="preserve"> </w:t>
-      </w:r>
-      <w:proofErr w:type="spellStart"/>
-      <w:r>
-        <w:t>sakte</w:t>
-      </w:r>
-      <w:proofErr w:type="spellEnd"/>
-      <w:r>
-        <w:t xml:space="preserve"> </w:t>
-      </w:r>
-      <w:proofErr w:type="spellStart"/>
-      <w:r>
-        <w:t>ho</w:t>
-      </w:r>
-      <w:proofErr w:type="spellEnd"/>
-      <w:r>
-        <w:t xml:space="preserve">: "Singly Linked List ki </w:t>
-      </w:r>
-      <w:proofErr w:type="spellStart"/>
-      <w:r>
-        <w:t>tarah</w:t>
-      </w:r>
-      <w:proofErr w:type="spellEnd"/>
-      <w:r>
-        <w:t>."</w:t>
-      </w:r>
-    </w:p>
-    <w:p>
-      <w:pPr>
-        <w:rPr>
-          <w:b/>
-          <w:bCs/>
-        </w:rPr>
-      </w:pPr>
-      <w:r>
+        <w:t xml:space="preserve"> Interviewer pooch sakta hai ki Lexical Environment kaise implement hota hai? Aap bol sakte ho: "Singly Linked List ki tarah."</w:t>
+      </w:r>
+    </w:p>
+    <w:p>
+      <w:pPr>
+        <w:rPr>
+          <w:b/>
+          <w:bCs/>
+        </w:rPr>
+      </w:pPr>
+      <w:r>
+        <w:rPr>
+          <w:noProof/>
+        </w:rPr>
         <w:lastRenderedPageBreak/>
         <w:drawing>
           <wp:inline distT="0" distB="0" distL="0" distR="0" wp14:anchorId="0090BAC0" wp14:editId="7842BE56">
@@ -3761,7 +1290,7 @@
                     <pic:cNvPicPr/>
                   </pic:nvPicPr>
                   <pic:blipFill>
-                    <a:blip r:embed="rId7"/>
+                    <a:blip r:embed="rId11"/>
                     <a:stretch>
                       <a:fillRect/>
                     </a:stretch>
@@ -3796,39 +1325,7 @@
     </w:p>
     <w:p>
       <w:r>
-        <w:t xml:space="preserve">Akshay ne clear </w:t>
-      </w:r>
-      <w:proofErr w:type="spellStart"/>
-      <w:r>
-        <w:t>kiya</w:t>
-      </w:r>
-      <w:proofErr w:type="spellEnd"/>
-      <w:r>
-        <w:t xml:space="preserve"> ki memory </w:t>
-      </w:r>
-      <w:proofErr w:type="spellStart"/>
-      <w:r>
-        <w:t>milti</w:t>
-      </w:r>
-      <w:proofErr w:type="spellEnd"/>
-      <w:r>
-        <w:t xml:space="preserve"> </w:t>
-      </w:r>
-      <w:proofErr w:type="spellStart"/>
-      <w:r>
-        <w:t>kaise</w:t>
-      </w:r>
-      <w:proofErr w:type="spellEnd"/>
-      <w:r>
-        <w:t xml:space="preserve"> </w:t>
-      </w:r>
-      <w:proofErr w:type="spellStart"/>
-      <w:r>
-        <w:t>hai</w:t>
-      </w:r>
-      <w:proofErr w:type="spellEnd"/>
-      <w:r>
-        <w:t>:</w:t>
+        <w:t>Akshay ne clear kiya ki memory milti kaise hai:</w:t>
       </w:r>
     </w:p>
     <w:p>
@@ -3846,31 +1343,7 @@
         <w:t>Primitive Types (Number, String, Boolean):</w:t>
       </w:r>
       <w:r>
-        <w:t xml:space="preserve"> Inka size fixed </w:t>
-      </w:r>
-      <w:proofErr w:type="spellStart"/>
-      <w:r>
-        <w:t>hota</w:t>
-      </w:r>
-      <w:proofErr w:type="spellEnd"/>
-      <w:r>
-        <w:t xml:space="preserve"> </w:t>
-      </w:r>
-      <w:proofErr w:type="spellStart"/>
-      <w:r>
-        <w:t>hai</w:t>
-      </w:r>
-      <w:proofErr w:type="spellEnd"/>
-      <w:r>
-        <w:t xml:space="preserve">, </w:t>
-      </w:r>
-      <w:proofErr w:type="spellStart"/>
-      <w:r>
-        <w:t>isliye</w:t>
-      </w:r>
-      <w:proofErr w:type="spellEnd"/>
-      <w:r>
-        <w:t xml:space="preserve"> ye directly </w:t>
+        <w:t xml:space="preserve"> Inka size fixed hota hai, isliye ye directly </w:t>
       </w:r>
       <w:r>
         <w:rPr>
@@ -3880,23 +1353,7 @@
         <w:t>Variable Environment</w:t>
       </w:r>
       <w:r>
-        <w:t xml:space="preserve"> </w:t>
-      </w:r>
-      <w:proofErr w:type="spellStart"/>
-      <w:r>
-        <w:t>mein</w:t>
-      </w:r>
-      <w:proofErr w:type="spellEnd"/>
-      <w:r>
-        <w:t xml:space="preserve"> store </w:t>
-      </w:r>
-      <w:proofErr w:type="spellStart"/>
-      <w:r>
-        <w:t>hote</w:t>
-      </w:r>
-      <w:proofErr w:type="spellEnd"/>
-      <w:r>
-        <w:t xml:space="preserve"> hain.</w:t>
+        <w:t xml:space="preserve"> mein store hote hain.</w:t>
       </w:r>
     </w:p>
     <w:p>
@@ -3914,39 +1371,7 @@
         <w:t>Non-Primitive (Objects, Functions):</w:t>
       </w:r>
       <w:r>
-        <w:t xml:space="preserve"> Inka size </w:t>
-      </w:r>
-      <w:proofErr w:type="spellStart"/>
-      <w:r>
-        <w:t>badh</w:t>
-      </w:r>
-      <w:proofErr w:type="spellEnd"/>
-      <w:r>
-        <w:t xml:space="preserve"> </w:t>
-      </w:r>
-      <w:proofErr w:type="spellStart"/>
-      <w:r>
-        <w:t>sakta</w:t>
-      </w:r>
-      <w:proofErr w:type="spellEnd"/>
-      <w:r>
-        <w:t xml:space="preserve"> </w:t>
-      </w:r>
-      <w:proofErr w:type="spellStart"/>
-      <w:r>
-        <w:t>hai</w:t>
-      </w:r>
-      <w:proofErr w:type="spellEnd"/>
-      <w:r>
-        <w:t xml:space="preserve">, </w:t>
-      </w:r>
-      <w:proofErr w:type="spellStart"/>
-      <w:r>
-        <w:t>isliye</w:t>
-      </w:r>
-      <w:proofErr w:type="spellEnd"/>
-      <w:r>
-        <w:t xml:space="preserve"> ye </w:t>
+        <w:t xml:space="preserve"> Inka size badh sakta hai, isliye ye </w:t>
       </w:r>
       <w:r>
         <w:rPr>
@@ -3956,47 +1381,7 @@
         <w:t>Heap</w:t>
       </w:r>
       <w:r>
-        <w:t xml:space="preserve"> </w:t>
-      </w:r>
-      <w:proofErr w:type="spellStart"/>
-      <w:r>
-        <w:t>mein</w:t>
-      </w:r>
-      <w:proofErr w:type="spellEnd"/>
-      <w:r>
-        <w:t xml:space="preserve"> store </w:t>
-      </w:r>
-      <w:proofErr w:type="spellStart"/>
-      <w:r>
-        <w:t>hote</w:t>
-      </w:r>
-      <w:proofErr w:type="spellEnd"/>
-      <w:r>
-        <w:t xml:space="preserve"> hain. Stack </w:t>
-      </w:r>
-      <w:proofErr w:type="spellStart"/>
-      <w:r>
-        <w:t>mein</w:t>
-      </w:r>
-      <w:proofErr w:type="spellEnd"/>
-      <w:r>
-        <w:t xml:space="preserve"> </w:t>
-      </w:r>
-      <w:proofErr w:type="spellStart"/>
-      <w:r>
-        <w:t>sirf</w:t>
-      </w:r>
-      <w:proofErr w:type="spellEnd"/>
-      <w:r>
-        <w:t xml:space="preserve"> </w:t>
-      </w:r>
-      <w:proofErr w:type="spellStart"/>
-      <w:r>
-        <w:t>inka</w:t>
-      </w:r>
-      <w:proofErr w:type="spellEnd"/>
-      <w:r>
-        <w:t xml:space="preserve"> </w:t>
+        <w:t xml:space="preserve"> mein store hote hain. Stack mein sirf inka </w:t>
       </w:r>
       <w:r>
         <w:rPr>
@@ -4006,31 +1391,7 @@
         <w:t>Address (Pointer)</w:t>
       </w:r>
       <w:r>
-        <w:t xml:space="preserve"> </w:t>
-      </w:r>
-      <w:proofErr w:type="spellStart"/>
-      <w:r>
-        <w:t>rakha</w:t>
-      </w:r>
-      <w:proofErr w:type="spellEnd"/>
-      <w:r>
-        <w:t xml:space="preserve"> </w:t>
-      </w:r>
-      <w:proofErr w:type="spellStart"/>
-      <w:r>
-        <w:t>jata</w:t>
-      </w:r>
-      <w:proofErr w:type="spellEnd"/>
-      <w:r>
-        <w:t xml:space="preserve"> </w:t>
-      </w:r>
-      <w:proofErr w:type="spellStart"/>
-      <w:r>
-        <w:t>hai</w:t>
-      </w:r>
-      <w:proofErr w:type="spellEnd"/>
-      <w:r>
-        <w:t>.</w:t>
+        <w:t xml:space="preserve"> rakha jata hai.</w:t>
       </w:r>
     </w:p>
     <w:p>
@@ -4038,6 +1399,9 @@
         <w:t xml:space="preserve">         </w:t>
       </w:r>
       <w:r>
+        <w:rPr>
+          <w:noProof/>
+        </w:rPr>
         <w:drawing>
           <wp:inline distT="0" distB="0" distL="0" distR="0" wp14:anchorId="76C1F18E" wp14:editId="613BE96C">
             <wp:extent cx="5132934" cy="3540620"/>
@@ -4054,7 +1418,7 @@
                     <pic:cNvPicPr/>
                   </pic:nvPicPr>
                   <pic:blipFill>
-                    <a:blip r:embed="rId8"/>
+                    <a:blip r:embed="rId12"/>
                     <a:stretch>
                       <a:fillRect/>
                     </a:stretch>
@@ -4098,31 +1462,7 @@
     </w:p>
     <w:p>
       <w:r>
-        <w:t xml:space="preserve">Video </w:t>
-      </w:r>
-      <w:proofErr w:type="spellStart"/>
-      <w:r>
-        <w:t>ke</w:t>
-      </w:r>
-      <w:proofErr w:type="spellEnd"/>
-      <w:r>
-        <w:t xml:space="preserve"> </w:t>
-      </w:r>
-      <w:proofErr w:type="spellStart"/>
-      <w:r>
-        <w:t>aakhir</w:t>
-      </w:r>
-      <w:proofErr w:type="spellEnd"/>
-      <w:r>
-        <w:t xml:space="preserve"> </w:t>
-      </w:r>
-      <w:proofErr w:type="spellStart"/>
-      <w:r>
-        <w:t>mein</w:t>
-      </w:r>
-      <w:proofErr w:type="spellEnd"/>
-      <w:r>
-        <w:t xml:space="preserve"> </w:t>
+        <w:t xml:space="preserve">Video ke aakhir mein </w:t>
       </w:r>
       <w:r>
         <w:rPr>
@@ -4132,23 +1472,7 @@
         <w:t>Garbage Collector</w:t>
       </w:r>
       <w:r>
-        <w:t xml:space="preserve"> ka concept </w:t>
-      </w:r>
-      <w:proofErr w:type="spellStart"/>
-      <w:r>
-        <w:t>samjhaya</w:t>
-      </w:r>
-      <w:proofErr w:type="spellEnd"/>
-      <w:r>
-        <w:t xml:space="preserve"> </w:t>
-      </w:r>
-      <w:proofErr w:type="spellStart"/>
-      <w:r>
-        <w:t>gaya</w:t>
-      </w:r>
-      <w:proofErr w:type="spellEnd"/>
-      <w:r>
-        <w:t>:</w:t>
+        <w:t xml:space="preserve"> ka concept samjhaya gaya:</w:t>
       </w:r>
     </w:p>
     <w:p>
@@ -4159,159 +1483,7 @@
         </w:numPr>
       </w:pPr>
       <w:r>
-        <w:t xml:space="preserve">Agar Heap </w:t>
-      </w:r>
-      <w:proofErr w:type="spellStart"/>
-      <w:r>
-        <w:t>mein</w:t>
-      </w:r>
-      <w:proofErr w:type="spellEnd"/>
-      <w:r>
-        <w:t xml:space="preserve"> koi </w:t>
-      </w:r>
-      <w:proofErr w:type="spellStart"/>
-      <w:r>
-        <w:t>aisa</w:t>
-      </w:r>
-      <w:proofErr w:type="spellEnd"/>
-      <w:r>
-        <w:t xml:space="preserve"> object pada </w:t>
-      </w:r>
-      <w:proofErr w:type="spellStart"/>
-      <w:r>
-        <w:t>hai</w:t>
-      </w:r>
-      <w:proofErr w:type="spellEnd"/>
-      <w:r>
-        <w:t xml:space="preserve"> </w:t>
-      </w:r>
-      <w:proofErr w:type="spellStart"/>
-      <w:r>
-        <w:t>jise</w:t>
-      </w:r>
-      <w:proofErr w:type="spellEnd"/>
-      <w:r>
-        <w:t xml:space="preserve"> ab koi </w:t>
-      </w:r>
-      <w:proofErr w:type="spellStart"/>
-      <w:r>
-        <w:t>bhi</w:t>
-      </w:r>
-      <w:proofErr w:type="spellEnd"/>
-      <w:r>
-        <w:t xml:space="preserve"> point </w:t>
-      </w:r>
-      <w:proofErr w:type="spellStart"/>
-      <w:r>
-        <w:t>nahi</w:t>
-      </w:r>
-      <w:proofErr w:type="spellEnd"/>
-      <w:r>
-        <w:t xml:space="preserve"> </w:t>
-      </w:r>
-      <w:proofErr w:type="spellStart"/>
-      <w:r>
-        <w:t>kar</w:t>
-      </w:r>
-      <w:proofErr w:type="spellEnd"/>
-      <w:r>
-        <w:t xml:space="preserve"> </w:t>
-      </w:r>
-      <w:proofErr w:type="spellStart"/>
-      <w:r>
-        <w:t>raha</w:t>
-      </w:r>
-      <w:proofErr w:type="spellEnd"/>
-      <w:r>
-        <w:t xml:space="preserve"> (</w:t>
-      </w:r>
-      <w:proofErr w:type="spellStart"/>
-      <w:r>
-        <w:t>matlab</w:t>
-      </w:r>
-      <w:proofErr w:type="spellEnd"/>
-      <w:r>
-        <w:t xml:space="preserve"> </w:t>
-      </w:r>
-      <w:proofErr w:type="spellStart"/>
-      <w:r>
-        <w:t>uska</w:t>
-      </w:r>
-      <w:proofErr w:type="spellEnd"/>
-      <w:r>
-        <w:t xml:space="preserve"> address </w:t>
-      </w:r>
-      <w:proofErr w:type="spellStart"/>
-      <w:r>
-        <w:t>kisi</w:t>
-      </w:r>
-      <w:proofErr w:type="spellEnd"/>
-      <w:r>
-        <w:t xml:space="preserve"> variable </w:t>
-      </w:r>
-      <w:proofErr w:type="spellStart"/>
-      <w:r>
-        <w:t>ke</w:t>
-      </w:r>
-      <w:proofErr w:type="spellEnd"/>
-      <w:r>
-        <w:t xml:space="preserve"> </w:t>
-      </w:r>
-      <w:proofErr w:type="spellStart"/>
-      <w:r>
-        <w:t>paas</w:t>
-      </w:r>
-      <w:proofErr w:type="spellEnd"/>
-      <w:r>
-        <w:t xml:space="preserve"> </w:t>
-      </w:r>
-      <w:proofErr w:type="spellStart"/>
-      <w:r>
-        <w:t>nahi</w:t>
-      </w:r>
-      <w:proofErr w:type="spellEnd"/>
-      <w:r>
-        <w:t xml:space="preserve"> </w:t>
-      </w:r>
-      <w:proofErr w:type="spellStart"/>
-      <w:r>
-        <w:t>hai</w:t>
-      </w:r>
-      <w:proofErr w:type="spellEnd"/>
-      <w:r>
-        <w:t xml:space="preserve">), </w:t>
-      </w:r>
-      <w:proofErr w:type="spellStart"/>
-      <w:r>
-        <w:t>toh</w:t>
-      </w:r>
-      <w:proofErr w:type="spellEnd"/>
-      <w:r>
-        <w:t xml:space="preserve"> JS engine use "</w:t>
-      </w:r>
-      <w:proofErr w:type="spellStart"/>
-      <w:r>
-        <w:t>Kachra</w:t>
-      </w:r>
-      <w:proofErr w:type="spellEnd"/>
-      <w:r>
-        <w:t xml:space="preserve">" (Garbage) </w:t>
-      </w:r>
-      <w:proofErr w:type="spellStart"/>
-      <w:r>
-        <w:t>maanta</w:t>
-      </w:r>
-      <w:proofErr w:type="spellEnd"/>
-      <w:r>
-        <w:t xml:space="preserve"> </w:t>
-      </w:r>
-      <w:proofErr w:type="spellStart"/>
-      <w:r>
-        <w:t>hai</w:t>
-      </w:r>
-      <w:proofErr w:type="spellEnd"/>
-      <w:r>
-        <w:t>.</w:t>
+        <w:t>Agar Heap mein koi aisa object pada hai jise ab koi bhi point nahi kar raha (matlab uska address kisi variable ke paas nahi hai), toh JS engine use "Kachra" (Garbage) maanta hai.</w:t>
       </w:r>
     </w:p>
     <w:p>
@@ -4322,87 +1494,7 @@
         </w:numPr>
       </w:pPr>
       <w:r>
-        <w:t xml:space="preserve">JS engine automatically us memory ko free </w:t>
-      </w:r>
-      <w:proofErr w:type="spellStart"/>
-      <w:r>
-        <w:t>kar</w:t>
-      </w:r>
-      <w:proofErr w:type="spellEnd"/>
-      <w:r>
-        <w:t xml:space="preserve"> </w:t>
-      </w:r>
-      <w:proofErr w:type="spellStart"/>
-      <w:r>
-        <w:t>deta</w:t>
-      </w:r>
-      <w:proofErr w:type="spellEnd"/>
-      <w:r>
-        <w:t xml:space="preserve"> </w:t>
-      </w:r>
-      <w:proofErr w:type="spellStart"/>
-      <w:r>
-        <w:t>hai</w:t>
-      </w:r>
-      <w:proofErr w:type="spellEnd"/>
-      <w:r>
-        <w:t xml:space="preserve"> </w:t>
-      </w:r>
-      <w:proofErr w:type="spellStart"/>
-      <w:r>
-        <w:t>taaki</w:t>
-      </w:r>
-      <w:proofErr w:type="spellEnd"/>
-      <w:r>
-        <w:t xml:space="preserve"> program crash </w:t>
-      </w:r>
-      <w:proofErr w:type="spellStart"/>
-      <w:r>
-        <w:t>na</w:t>
-      </w:r>
-      <w:proofErr w:type="spellEnd"/>
-      <w:r>
-        <w:t xml:space="preserve"> ho. Lekin ye </w:t>
-      </w:r>
-      <w:proofErr w:type="spellStart"/>
-      <w:r>
-        <w:t>kab</w:t>
-      </w:r>
-      <w:proofErr w:type="spellEnd"/>
-      <w:r>
-        <w:t xml:space="preserve"> </w:t>
-      </w:r>
-      <w:proofErr w:type="spellStart"/>
-      <w:r>
-        <w:t>hoga</w:t>
-      </w:r>
-      <w:proofErr w:type="spellEnd"/>
-      <w:r>
-        <w:t xml:space="preserve">, ye hum control </w:t>
-      </w:r>
-      <w:proofErr w:type="spellStart"/>
-      <w:r>
-        <w:t>nahi</w:t>
-      </w:r>
-      <w:proofErr w:type="spellEnd"/>
-      <w:r>
-        <w:t xml:space="preserve"> </w:t>
-      </w:r>
-      <w:proofErr w:type="spellStart"/>
-      <w:r>
-        <w:t>kar</w:t>
-      </w:r>
-      <w:proofErr w:type="spellEnd"/>
-      <w:r>
-        <w:t xml:space="preserve"> </w:t>
-      </w:r>
-      <w:proofErr w:type="spellStart"/>
-      <w:r>
-        <w:t>sakte</w:t>
-      </w:r>
-      <w:proofErr w:type="spellEnd"/>
-      <w:r>
-        <w:t>.</w:t>
+        <w:t>JS engine automatically us memory ko free kar deta hai taaki program crash na ho. Lekin ye kab hoga, ye hum control nahi kar sakte.</w:t>
       </w:r>
     </w:p>
     <w:p>
@@ -4422,108 +1514,12 @@
           <w:b/>
           <w:bCs/>
         </w:rPr>
-        <w:t xml:space="preserve">6. Memory Leak se </w:t>
-      </w:r>
-      <w:proofErr w:type="spellStart"/>
-      <w:r>
-        <w:rPr>
-          <w:b/>
-          <w:bCs/>
-        </w:rPr>
-        <w:t>Bachne</w:t>
-      </w:r>
-      <w:proofErr w:type="spellEnd"/>
-      <w:r>
-        <w:rPr>
-          <w:b/>
-          <w:bCs/>
-        </w:rPr>
-        <w:t xml:space="preserve"> </w:t>
-      </w:r>
-      <w:proofErr w:type="spellStart"/>
-      <w:r>
-        <w:rPr>
-          <w:b/>
-          <w:bCs/>
-        </w:rPr>
-        <w:t>ke</w:t>
-      </w:r>
-      <w:proofErr w:type="spellEnd"/>
-      <w:r>
-        <w:rPr>
-          <w:b/>
-          <w:bCs/>
-        </w:rPr>
-        <w:t xml:space="preserve"> Tips</w:t>
-      </w:r>
-    </w:p>
-    <w:p>
-      <w:r>
-        <w:t xml:space="preserve">Akshay ne </w:t>
-      </w:r>
-      <w:proofErr w:type="spellStart"/>
-      <w:r>
-        <w:t>kuch</w:t>
-      </w:r>
-      <w:proofErr w:type="spellEnd"/>
-      <w:r>
-        <w:t xml:space="preserve"> </w:t>
-      </w:r>
-      <w:proofErr w:type="spellStart"/>
-      <w:r>
-        <w:t>aisi</w:t>
-      </w:r>
-      <w:proofErr w:type="spellEnd"/>
-      <w:r>
-        <w:t xml:space="preserve"> </w:t>
-      </w:r>
-      <w:proofErr w:type="spellStart"/>
-      <w:r>
-        <w:t>galtiyan</w:t>
-      </w:r>
-      <w:proofErr w:type="spellEnd"/>
-      <w:r>
-        <w:t xml:space="preserve"> </w:t>
-      </w:r>
-      <w:proofErr w:type="spellStart"/>
-      <w:r>
-        <w:t>batayi</w:t>
-      </w:r>
-      <w:proofErr w:type="spellEnd"/>
-      <w:r>
-        <w:t xml:space="preserve"> hain jo </w:t>
-      </w:r>
-      <w:proofErr w:type="spellStart"/>
-      <w:r>
-        <w:t>humein</w:t>
-      </w:r>
-      <w:proofErr w:type="spellEnd"/>
-      <w:r>
-        <w:t xml:space="preserve"> </w:t>
-      </w:r>
-      <w:proofErr w:type="spellStart"/>
-      <w:r>
-        <w:t>nahi</w:t>
-      </w:r>
-      <w:proofErr w:type="spellEnd"/>
-      <w:r>
-        <w:t xml:space="preserve"> </w:t>
-      </w:r>
-      <w:proofErr w:type="spellStart"/>
-      <w:r>
-        <w:t>karni</w:t>
-      </w:r>
-      <w:proofErr w:type="spellEnd"/>
-      <w:r>
-        <w:t xml:space="preserve"> </w:t>
-      </w:r>
-      <w:proofErr w:type="spellStart"/>
-      <w:r>
-        <w:t>chahiye</w:t>
-      </w:r>
-      <w:proofErr w:type="spellEnd"/>
-      <w:r>
-        <w:t>:</w:t>
+        <w:t>6. Memory Leak se Bachne ke Tips</w:t>
+      </w:r>
+    </w:p>
+    <w:p>
+      <w:r>
+        <w:t>Akshay ne kuch aisi galtiyan batayi hain jo humein nahi karni chahiye:</w:t>
       </w:r>
     </w:p>
     <w:p>
@@ -4538,66 +1534,10 @@
           <w:b/>
           <w:bCs/>
         </w:rPr>
-        <w:t xml:space="preserve">Global Variables avoid </w:t>
-      </w:r>
-      <w:proofErr w:type="spellStart"/>
-      <w:r>
-        <w:rPr>
-          <w:b/>
-          <w:bCs/>
-        </w:rPr>
-        <w:t>karein</w:t>
-      </w:r>
-      <w:proofErr w:type="spellEnd"/>
-      <w:r>
-        <w:rPr>
-          <w:b/>
-          <w:bCs/>
-        </w:rPr>
-        <w:t>:</w:t>
-      </w:r>
-      <w:r>
-        <w:t xml:space="preserve"> Global variables program khatam hone </w:t>
-      </w:r>
-      <w:proofErr w:type="spellStart"/>
-      <w:r>
-        <w:t>tak</w:t>
-      </w:r>
-      <w:proofErr w:type="spellEnd"/>
-      <w:r>
-        <w:t xml:space="preserve"> memory occupy </w:t>
-      </w:r>
-      <w:proofErr w:type="spellStart"/>
-      <w:r>
-        <w:t>karke</w:t>
-      </w:r>
-      <w:proofErr w:type="spellEnd"/>
-      <w:r>
-        <w:t xml:space="preserve"> </w:t>
-      </w:r>
-      <w:proofErr w:type="spellStart"/>
-      <w:r>
-        <w:t>rakhte</w:t>
-      </w:r>
-      <w:proofErr w:type="spellEnd"/>
-      <w:r>
-        <w:t xml:space="preserve"> hain. Zyada global variables </w:t>
-      </w:r>
-      <w:proofErr w:type="spellStart"/>
-      <w:r>
-        <w:t>matlab</w:t>
-      </w:r>
-      <w:proofErr w:type="spellEnd"/>
-      <w:r>
-        <w:t xml:space="preserve"> </w:t>
-      </w:r>
-      <w:proofErr w:type="spellStart"/>
-      <w:r>
-        <w:t>zyada</w:t>
-      </w:r>
-      <w:proofErr w:type="spellEnd"/>
-      <w:r>
-        <w:t xml:space="preserve"> memory waste.</w:t>
+        <w:t>Global Variables avoid karein:</w:t>
+      </w:r>
+      <w:r>
+        <w:t xml:space="preserve"> Global variables program khatam hone tak memory occupy karke rakhte hain. Zyada global variables matlab zyada memory waste.</w:t>
       </w:r>
     </w:p>
     <w:p>
@@ -4607,120 +1547,15 @@
           <w:numId w:val="14"/>
         </w:numPr>
       </w:pPr>
-      <w:proofErr w:type="spellStart"/>
-      <w:r>
-        <w:rPr>
-          <w:b/>
-          <w:bCs/>
-        </w:rPr>
-        <w:t>SetInterval</w:t>
-      </w:r>
-      <w:proofErr w:type="spellEnd"/>
-      <w:r>
-        <w:rPr>
-          <w:b/>
-          <w:bCs/>
-        </w:rPr>
-        <w:t>/</w:t>
-      </w:r>
-      <w:proofErr w:type="spellStart"/>
-      <w:r>
-        <w:rPr>
-          <w:b/>
-          <w:bCs/>
-        </w:rPr>
-        <w:t>SetTimeout</w:t>
-      </w:r>
-      <w:proofErr w:type="spellEnd"/>
-      <w:r>
-        <w:rPr>
-          <w:b/>
-          <w:bCs/>
-        </w:rPr>
-        <w:t>:</w:t>
-      </w:r>
-      <w:r>
-        <w:t xml:space="preserve"> Agar </w:t>
-      </w:r>
-      <w:proofErr w:type="spellStart"/>
-      <w:r>
-        <w:t>aapne</w:t>
-      </w:r>
-      <w:proofErr w:type="spellEnd"/>
-      <w:r>
-        <w:t xml:space="preserve"> koi timer </w:t>
-      </w:r>
-      <w:proofErr w:type="spellStart"/>
-      <w:r>
-        <w:t>lagaya</w:t>
-      </w:r>
-      <w:proofErr w:type="spellEnd"/>
-      <w:r>
-        <w:t xml:space="preserve"> </w:t>
-      </w:r>
-      <w:proofErr w:type="spellStart"/>
-      <w:r>
-        <w:t>hai</w:t>
-      </w:r>
-      <w:proofErr w:type="spellEnd"/>
-      <w:r>
-        <w:t xml:space="preserve"> aur use </w:t>
-      </w:r>
-      <w:proofErr w:type="spellStart"/>
-      <w:r>
-        <w:t>clearInterval</w:t>
-      </w:r>
-      <w:proofErr w:type="spellEnd"/>
-      <w:r>
-        <w:t xml:space="preserve"> se band </w:t>
-      </w:r>
-      <w:proofErr w:type="spellStart"/>
-      <w:r>
-        <w:t>nahi</w:t>
-      </w:r>
-      <w:proofErr w:type="spellEnd"/>
-      <w:r>
-        <w:t xml:space="preserve"> </w:t>
-      </w:r>
-      <w:proofErr w:type="spellStart"/>
-      <w:r>
-        <w:t>kiya</w:t>
-      </w:r>
-      <w:proofErr w:type="spellEnd"/>
-      <w:r>
-        <w:t xml:space="preserve">, </w:t>
-      </w:r>
-      <w:proofErr w:type="spellStart"/>
-      <w:r>
-        <w:t>toh</w:t>
-      </w:r>
-      <w:proofErr w:type="spellEnd"/>
-      <w:r>
-        <w:t xml:space="preserve"> wo memory leak </w:t>
-      </w:r>
-      <w:proofErr w:type="spellStart"/>
-      <w:r>
-        <w:t>kar</w:t>
-      </w:r>
-      <w:proofErr w:type="spellEnd"/>
-      <w:r>
-        <w:t xml:space="preserve"> </w:t>
-      </w:r>
-      <w:proofErr w:type="spellStart"/>
-      <w:r>
-        <w:t>sakta</w:t>
-      </w:r>
-      <w:proofErr w:type="spellEnd"/>
-      <w:r>
-        <w:t xml:space="preserve"> </w:t>
-      </w:r>
-      <w:proofErr w:type="spellStart"/>
-      <w:r>
-        <w:t>hai</w:t>
-      </w:r>
-      <w:proofErr w:type="spellEnd"/>
-      <w:r>
-        <w:t>.</w:t>
+      <w:r>
+        <w:rPr>
+          <w:b/>
+          <w:bCs/>
+        </w:rPr>
+        <w:t>SetInterval/SetTimeout:</w:t>
+      </w:r>
+      <w:r>
+        <w:t xml:space="preserve"> Agar aapne koi timer lagaya hai aur use clearInterval se band nahi kiya, toh wo memory leak kar sakta hai.</w:t>
       </w:r>
     </w:p>
     <w:p>
@@ -4738,119 +1573,7 @@
         <w:t>Dangling References:</w:t>
       </w:r>
       <w:r>
-        <w:t xml:space="preserve"> Kabhi </w:t>
-      </w:r>
-      <w:proofErr w:type="spellStart"/>
-      <w:r>
-        <w:t>kabhi</w:t>
-      </w:r>
-      <w:proofErr w:type="spellEnd"/>
-      <w:r>
-        <w:t xml:space="preserve"> hum objects delete </w:t>
-      </w:r>
-      <w:proofErr w:type="spellStart"/>
-      <w:r>
-        <w:t>kar</w:t>
-      </w:r>
-      <w:proofErr w:type="spellEnd"/>
-      <w:r>
-        <w:t xml:space="preserve"> </w:t>
-      </w:r>
-      <w:proofErr w:type="spellStart"/>
-      <w:r>
-        <w:t>dete</w:t>
-      </w:r>
-      <w:proofErr w:type="spellEnd"/>
-      <w:r>
-        <w:t xml:space="preserve"> hain par </w:t>
-      </w:r>
-      <w:proofErr w:type="spellStart"/>
-      <w:r>
-        <w:t>unka</w:t>
-      </w:r>
-      <w:proofErr w:type="spellEnd"/>
-      <w:r>
-        <w:t xml:space="preserve"> reference </w:t>
-      </w:r>
-      <w:proofErr w:type="spellStart"/>
-      <w:r>
-        <w:t>kisi</w:t>
-      </w:r>
-      <w:proofErr w:type="spellEnd"/>
-      <w:r>
-        <w:t xml:space="preserve"> variable </w:t>
-      </w:r>
-      <w:proofErr w:type="spellStart"/>
-      <w:r>
-        <w:t>mein</w:t>
-      </w:r>
-      <w:proofErr w:type="spellEnd"/>
-      <w:r>
-        <w:t xml:space="preserve"> </w:t>
-      </w:r>
-      <w:proofErr w:type="spellStart"/>
-      <w:r>
-        <w:t>chhod</w:t>
-      </w:r>
-      <w:proofErr w:type="spellEnd"/>
-      <w:r>
-        <w:t xml:space="preserve"> </w:t>
-      </w:r>
-      <w:proofErr w:type="spellStart"/>
-      <w:r>
-        <w:t>dete</w:t>
-      </w:r>
-      <w:proofErr w:type="spellEnd"/>
-      <w:r>
-        <w:t xml:space="preserve"> hain, </w:t>
-      </w:r>
-      <w:proofErr w:type="spellStart"/>
-      <w:r>
-        <w:t>jiski</w:t>
-      </w:r>
-      <w:proofErr w:type="spellEnd"/>
-      <w:r>
-        <w:t xml:space="preserve"> </w:t>
-      </w:r>
-      <w:proofErr w:type="spellStart"/>
-      <w:r>
-        <w:t>wajah</w:t>
-      </w:r>
-      <w:proofErr w:type="spellEnd"/>
-      <w:r>
-        <w:t xml:space="preserve"> se Garbage Collector use </w:t>
-      </w:r>
-      <w:proofErr w:type="spellStart"/>
-      <w:r>
-        <w:t>saaf</w:t>
-      </w:r>
-      <w:proofErr w:type="spellEnd"/>
-      <w:r>
-        <w:t xml:space="preserve"> </w:t>
-      </w:r>
-      <w:proofErr w:type="spellStart"/>
-      <w:r>
-        <w:t>nahi</w:t>
-      </w:r>
-      <w:proofErr w:type="spellEnd"/>
-      <w:r>
-        <w:t xml:space="preserve"> </w:t>
-      </w:r>
-      <w:proofErr w:type="spellStart"/>
-      <w:r>
-        <w:t>kar</w:t>
-      </w:r>
-      <w:proofErr w:type="spellEnd"/>
-      <w:r>
-        <w:t xml:space="preserve"> </w:t>
-      </w:r>
-      <w:proofErr w:type="spellStart"/>
-      <w:r>
-        <w:t>pata</w:t>
-      </w:r>
-      <w:proofErr w:type="spellEnd"/>
-      <w:r>
-        <w:t>.</w:t>
+        <w:t xml:space="preserve"> Kabhi kabhi hum objects delete kar dete hain par unka reference kisi variable mein chhod dete hain, jiski wajah se Garbage Collector use saaf nahi kar pata.</w:t>
       </w:r>
     </w:p>
     <w:p>
@@ -4891,71 +1614,7 @@
         <w:t>Memory Management:</w:t>
       </w:r>
       <w:r>
-        <w:t xml:space="preserve"> JS </w:t>
-      </w:r>
-      <w:proofErr w:type="spellStart"/>
-      <w:r>
-        <w:t>mein</w:t>
-      </w:r>
-      <w:proofErr w:type="spellEnd"/>
-      <w:r>
-        <w:t xml:space="preserve"> automatic </w:t>
-      </w:r>
-      <w:proofErr w:type="spellStart"/>
-      <w:r>
-        <w:t>hai</w:t>
-      </w:r>
-      <w:proofErr w:type="spellEnd"/>
-      <w:r>
-        <w:t xml:space="preserve"> (Garbage Collector </w:t>
-      </w:r>
-      <w:proofErr w:type="spellStart"/>
-      <w:r>
-        <w:t>ke</w:t>
-      </w:r>
-      <w:proofErr w:type="spellEnd"/>
-      <w:r>
-        <w:t xml:space="preserve"> </w:t>
-      </w:r>
-      <w:proofErr w:type="spellStart"/>
-      <w:r>
-        <w:t>zariye</w:t>
-      </w:r>
-      <w:proofErr w:type="spellEnd"/>
-      <w:r>
-        <w:t xml:space="preserve">), par programmer ko </w:t>
-      </w:r>
-      <w:proofErr w:type="spellStart"/>
-      <w:r>
-        <w:t>dhyan</w:t>
-      </w:r>
-      <w:proofErr w:type="spellEnd"/>
-      <w:r>
-        <w:t xml:space="preserve"> </w:t>
-      </w:r>
-      <w:proofErr w:type="spellStart"/>
-      <w:r>
-        <w:t>rakhna</w:t>
-      </w:r>
-      <w:proofErr w:type="spellEnd"/>
-      <w:r>
-        <w:t xml:space="preserve"> </w:t>
-      </w:r>
-      <w:proofErr w:type="spellStart"/>
-      <w:r>
-        <w:t>padta</w:t>
-      </w:r>
-      <w:proofErr w:type="spellEnd"/>
-      <w:r>
-        <w:t xml:space="preserve"> </w:t>
-      </w:r>
-      <w:proofErr w:type="spellStart"/>
-      <w:r>
-        <w:t>hai</w:t>
-      </w:r>
-      <w:proofErr w:type="spellEnd"/>
-      <w:r>
-        <w:t>.</w:t>
+        <w:t xml:space="preserve"> JS mein automatic hai (Garbage Collector ke zariye), par programmer ko dhyan rakhna padta hai.</w:t>
       </w:r>
     </w:p>
     <w:p>
@@ -4973,63 +1632,7 @@
         <w:t>Execution Context:</w:t>
       </w:r>
       <w:r>
-        <w:t xml:space="preserve"> Call Stack </w:t>
-      </w:r>
-      <w:proofErr w:type="spellStart"/>
-      <w:r>
-        <w:t>mein</w:t>
-      </w:r>
-      <w:proofErr w:type="spellEnd"/>
-      <w:r>
-        <w:t xml:space="preserve"> push </w:t>
-      </w:r>
-      <w:proofErr w:type="spellStart"/>
-      <w:r>
-        <w:t>hota</w:t>
-      </w:r>
-      <w:proofErr w:type="spellEnd"/>
-      <w:r>
-        <w:t xml:space="preserve"> </w:t>
-      </w:r>
-      <w:proofErr w:type="spellStart"/>
-      <w:r>
-        <w:t>hai</w:t>
-      </w:r>
-      <w:proofErr w:type="spellEnd"/>
-      <w:r>
-        <w:t xml:space="preserve"> aur do phases </w:t>
-      </w:r>
-      <w:proofErr w:type="spellStart"/>
-      <w:r>
-        <w:t>mein</w:t>
-      </w:r>
-      <w:proofErr w:type="spellEnd"/>
-      <w:r>
-        <w:t xml:space="preserve"> </w:t>
-      </w:r>
-      <w:proofErr w:type="spellStart"/>
-      <w:r>
-        <w:t>kaam</w:t>
-      </w:r>
-      <w:proofErr w:type="spellEnd"/>
-      <w:r>
-        <w:t xml:space="preserve"> </w:t>
-      </w:r>
-      <w:proofErr w:type="spellStart"/>
-      <w:r>
-        <w:t>karta</w:t>
-      </w:r>
-      <w:proofErr w:type="spellEnd"/>
-      <w:r>
-        <w:t xml:space="preserve"> </w:t>
-      </w:r>
-      <w:proofErr w:type="spellStart"/>
-      <w:r>
-        <w:t>hai</w:t>
-      </w:r>
-      <w:proofErr w:type="spellEnd"/>
-      <w:r>
-        <w:t>.</w:t>
+        <w:t xml:space="preserve"> Call Stack mein push hota hai aur do phases mein kaam karta hai.</w:t>
       </w:r>
     </w:p>
     <w:p>
@@ -5047,23 +1650,7 @@
         <w:t>Data Structures:</w:t>
       </w:r>
       <w:r>
-        <w:t xml:space="preserve"> Call Stack </w:t>
-      </w:r>
-      <w:proofErr w:type="spellStart"/>
-      <w:r>
-        <w:t>ke</w:t>
-      </w:r>
-      <w:proofErr w:type="spellEnd"/>
-      <w:r>
-        <w:t xml:space="preserve"> </w:t>
-      </w:r>
-      <w:proofErr w:type="spellStart"/>
-      <w:r>
-        <w:t>liye</w:t>
-      </w:r>
-      <w:proofErr w:type="spellEnd"/>
-      <w:r>
-        <w:t xml:space="preserve"> </w:t>
+        <w:t xml:space="preserve"> Call Stack ke liye </w:t>
       </w:r>
       <w:r>
         <w:rPr>
@@ -5073,23 +1660,7 @@
         <w:t>Stack</w:t>
       </w:r>
       <w:r>
-        <w:t xml:space="preserve">, Lexical Environment </w:t>
-      </w:r>
-      <w:proofErr w:type="spellStart"/>
-      <w:r>
-        <w:t>ke</w:t>
-      </w:r>
-      <w:proofErr w:type="spellEnd"/>
-      <w:r>
-        <w:t xml:space="preserve"> </w:t>
-      </w:r>
-      <w:proofErr w:type="spellStart"/>
-      <w:r>
-        <w:t>liye</w:t>
-      </w:r>
-      <w:proofErr w:type="spellEnd"/>
-      <w:r>
-        <w:t xml:space="preserve"> </w:t>
+        <w:t xml:space="preserve">, Lexical Environment ke liye </w:t>
       </w:r>
       <w:r>
         <w:rPr>
@@ -5109,15 +1680,7 @@
         <w:t>Object-like structure</w:t>
       </w:r>
       <w:r>
-        <w:t xml:space="preserve"> </w:t>
-      </w:r>
-      <w:proofErr w:type="spellStart"/>
-      <w:r>
-        <w:t>hai</w:t>
-      </w:r>
-      <w:proofErr w:type="spellEnd"/>
-      <w:r>
-        <w:t>.</w:t>
+        <w:t xml:space="preserve"> hai.</w:t>
       </w:r>
     </w:p>
     <w:p>
@@ -5135,71 +1698,7 @@
         <w:t>Foundation:</w:t>
       </w:r>
       <w:r>
-        <w:t xml:space="preserve"> Akshay ne kaha ki agar C/C++ ka base </w:t>
-      </w:r>
-      <w:proofErr w:type="spellStart"/>
-      <w:r>
-        <w:t>hai</w:t>
-      </w:r>
-      <w:proofErr w:type="spellEnd"/>
-      <w:r>
-        <w:t xml:space="preserve">, </w:t>
-      </w:r>
-      <w:proofErr w:type="spellStart"/>
-      <w:r>
-        <w:t>toh</w:t>
-      </w:r>
-      <w:proofErr w:type="spellEnd"/>
-      <w:r>
-        <w:t xml:space="preserve"> ye concepts </w:t>
-      </w:r>
-      <w:proofErr w:type="spellStart"/>
-      <w:r>
-        <w:t>samajhna</w:t>
-      </w:r>
-      <w:proofErr w:type="spellEnd"/>
-      <w:r>
-        <w:t xml:space="preserve"> </w:t>
-      </w:r>
-      <w:proofErr w:type="spellStart"/>
-      <w:r>
-        <w:t>bohot</w:t>
-      </w:r>
-      <w:proofErr w:type="spellEnd"/>
-      <w:r>
-        <w:t xml:space="preserve"> </w:t>
-      </w:r>
-      <w:proofErr w:type="spellStart"/>
-      <w:r>
-        <w:t>asaan</w:t>
-      </w:r>
-      <w:proofErr w:type="spellEnd"/>
-      <w:r>
-        <w:t xml:space="preserve"> </w:t>
-      </w:r>
-      <w:proofErr w:type="spellStart"/>
-      <w:r>
-        <w:t>ho</w:t>
-      </w:r>
-      <w:proofErr w:type="spellEnd"/>
-      <w:r>
-        <w:t xml:space="preserve"> </w:t>
-      </w:r>
-      <w:proofErr w:type="spellStart"/>
-      <w:r>
-        <w:t>jata</w:t>
-      </w:r>
-      <w:proofErr w:type="spellEnd"/>
-      <w:r>
-        <w:t xml:space="preserve"> </w:t>
-      </w:r>
-      <w:proofErr w:type="spellStart"/>
-      <w:r>
-        <w:t>hai</w:t>
-      </w:r>
-      <w:proofErr w:type="spellEnd"/>
-      <w:r>
-        <w:t>.</w:t>
+        <w:t xml:space="preserve"> Akshay ne kaha ki agar C/C++ ka base hai, toh ye concepts samajhna bohot asaan ho jata hai.</w:t>
       </w:r>
     </w:p>
     <w:p>
@@ -8000,6 +4499,7 @@
   <w:style w:type="character" w:default="1" w:styleId="DefaultParagraphFont">
     <w:name w:val="Default Paragraph Font"/>
     <w:uiPriority w:val="1"/>
+    <w:semiHidden/>
     <w:unhideWhenUsed/>
   </w:style>
   <w:style w:type="table" w:default="1" w:styleId="TableNormal">
